--- a/DB/시설관리부/ADM-102_시설자산관리규정_사랑과평안의교회.docx
+++ b/DB/시설관리부/ADM-102_시설자산관리규정_사랑과평안의교회.docx
@@ -33,9 +33,6 @@
     </w:p>
     <w:p>
       <w:pPr>
-        <w:pBdr>
-          <w:bottom w:val="single" w:color="C8714A" w:sz="8"/>
-        </w:pBdr>
         <w:spacing w:after="160" w:before="0"/>
         <w:jc w:val="center"/>
       </w:pPr>
@@ -138,7 +135,7 @@
               <w:bottom w:val="single" w:color="B0C8E0" w:sz="4"/>
               <w:right w:val="single" w:color="B0C8E0" w:sz="4"/>
             </w:tcBorders>
-            <w:shd w:fill="EAF1F8" w:val="clear"/>
+            <w:shd w:fill="FFFFFF" w:val="clear"/>
             <w:tcMar>
               <w:top w:type="dxa" w:w="80"/>
               <w:left w:type="dxa" w:w="160"/>
@@ -202,7 +199,7 @@
               <w:bottom w:val="single" w:color="B0C8E0" w:sz="4"/>
               <w:right w:val="single" w:color="B0C8E0" w:sz="4"/>
             </w:tcBorders>
-            <w:shd w:fill="EAF1F8" w:val="clear"/>
+            <w:shd w:fill="FFFFFF" w:val="clear"/>
             <w:tcMar>
               <w:top w:type="dxa" w:w="80"/>
               <w:left w:type="dxa" w:w="160"/>
@@ -266,7 +263,7 @@
               <w:bottom w:val="single" w:color="B0C8E0" w:sz="4"/>
               <w:right w:val="single" w:color="B0C8E0" w:sz="4"/>
             </w:tcBorders>
-            <w:shd w:fill="EAF1F8" w:val="clear"/>
+            <w:shd w:fill="FFFFFF" w:val="clear"/>
             <w:tcMar>
               <w:top w:type="dxa" w:w="80"/>
               <w:left w:type="dxa" w:w="160"/>
@@ -330,7 +327,7 @@
               <w:bottom w:val="single" w:color="B0C8E0" w:sz="4"/>
               <w:right w:val="single" w:color="B0C8E0" w:sz="4"/>
             </w:tcBorders>
-            <w:shd w:fill="EAF1F8" w:val="clear"/>
+            <w:shd w:fill="FFFFFF" w:val="clear"/>
             <w:tcMar>
               <w:top w:type="dxa" w:w="80"/>
               <w:left w:type="dxa" w:w="160"/>
@@ -394,7 +391,7 @@
               <w:bottom w:val="single" w:color="B0C8E0" w:sz="4"/>
               <w:right w:val="single" w:color="B0C8E0" w:sz="4"/>
             </w:tcBorders>
-            <w:shd w:fill="EAF1F8" w:val="clear"/>
+            <w:shd w:fill="FFFFFF" w:val="clear"/>
             <w:tcMar>
               <w:top w:type="dxa" w:w="80"/>
               <w:left w:type="dxa" w:w="160"/>
@@ -458,7 +455,7 @@
               <w:bottom w:val="single" w:color="B0C8E0" w:sz="4"/>
               <w:right w:val="single" w:color="B0C8E0" w:sz="4"/>
             </w:tcBorders>
-            <w:shd w:fill="EAF1F8" w:val="clear"/>
+            <w:shd w:fill="FFFFFF" w:val="clear"/>
             <w:tcMar>
               <w:top w:type="dxa" w:w="80"/>
               <w:left w:type="dxa" w:w="160"/>
@@ -512,6 +509,70 @@
           </w:p>
         </w:tc>
       </w:tr>
+      <w:tr>
+        <w:tc>
+          <w:tcPr>
+            <w:tcW w:type="dxa" w:w="1800"/>
+            <w:tcBorders>
+              <w:top w:val="single" w:color="B0C8E0" w:sz="4"/>
+              <w:left w:val="single" w:color="B0C8E0" w:sz="4"/>
+              <w:bottom w:val="single" w:color="B0C8E0" w:sz="4"/>
+              <w:right w:val="single" w:color="B0C8E0" w:sz="4"/>
+            </w:tcBorders>
+            <w:shd w:fill="FFFFFF" w:val="clear"/>
+            <w:tcMar>
+              <w:top w:type="dxa" w:w="80"/>
+              <w:left w:type="dxa" w:w="160"/>
+              <w:bottom w:type="dxa" w:w="80"/>
+              <w:right w:type="dxa" w:w="120"/>
+            </w:tcMar>
+          </w:tcPr>
+          <w:p>
+            <w:pPr>
+              <w:jc w:val="center"/>
+            </w:pPr>
+            <w:r>
+              <w:rPr>
+                <w:rFonts w:ascii="맑은 고딕" w:cs="맑은 고딕" w:eastAsia="맑은 고딕" w:hAnsi="맑은 고딕"/>
+                <w:b/>
+                <w:bCs/>
+                <w:color w:val="1A3A5C"/>
+                <w:sz w:val="18"/>
+                <w:szCs w:val="18"/>
+              </w:rPr>
+              <w:t>개 정 이 력</w:t>
+            </w:r>
+          </w:p>
+        </w:tc>
+        <w:tc>
+          <w:tcPr>
+            <w:tcW w:type="dxa" w:w="4200"/>
+            <w:tcBorders>
+              <w:top w:val="single" w:color="B0C8E0" w:sz="4"/>
+              <w:left w:val="single" w:color="B0C8E0" w:sz="4"/>
+              <w:bottom w:val="single" w:color="B0C8E0" w:sz="4"/>
+              <w:right w:val="single" w:color="B0C8E0" w:sz="4"/>
+            </w:tcBorders>
+            <w:tcMar>
+              <w:top w:type="dxa" w:w="80"/>
+              <w:left w:type="dxa" w:w="160"/>
+              <w:bottom w:type="dxa" w:w="80"/>
+              <w:right w:type="dxa" w:w="120"/>
+            </w:tcMar>
+          </w:tcPr>
+          <w:p>
+            <w:r>
+              <w:rPr>
+                <w:rFonts w:ascii="맑은 고딕" w:cs="맑은 고딕" w:eastAsia="맑은 고딕" w:hAnsi="맑은 고딕"/>
+                <w:color w:val="1A1A1A"/>
+                <w:sz w:val="18"/>
+                <w:szCs w:val="18"/>
+              </w:rPr>
+              <w:t>말미 [개정 이력] 표 참조</w:t>
+            </w:r>
+          </w:p>
+        </w:tc>
+      </w:tr>
     </w:tbl>
     <w:p>
       <w:pPr>
@@ -886,10 +947,7 @@
     </w:p>
     <w:p>
       <w:pPr>
-        <w:pBdr>
-          <w:bottom w:val="single" w:color="C8714A" w:sz="8"/>
-        </w:pBdr>
-        <w:shd w:fill="1A3A5C" w:val="clear"/>
+        <w:shd w:fill="FFFFFF" w:val="clear"/>
         <w:spacing w:after="200" w:before="440"/>
         <w:jc w:val="center"/>
       </w:pPr>
@@ -898,7 +956,7 @@
           <w:rFonts w:ascii="맑은 고딕" w:cs="맑은 고딕" w:eastAsia="맑은 고딕" w:hAnsi="맑은 고딕"/>
           <w:b/>
           <w:bCs/>
-          <w:color w:val="FFFFFF"/>
+          <w:color w:val="1A1A1A"/>
           <w:sz w:val="27"/>
           <w:szCs w:val="27"/>
         </w:rPr>
@@ -930,9 +988,6 @@
     </w:p>
     <w:p>
       <w:pPr>
-        <w:pBdr>
-          <w:left w:val="single" w:color="C8714A" w:sz="12"/>
-        </w:pBdr>
         <w:spacing w:after="60" w:before="260"/>
         <w:ind w:left="180"/>
       </w:pPr>
@@ -980,9 +1035,6 @@
     </w:p>
     <w:p>
       <w:pPr>
-        <w:pBdr>
-          <w:left w:val="single" w:color="C8714A" w:sz="12"/>
-        </w:pBdr>
         <w:spacing w:after="60" w:before="260"/>
         <w:ind w:left="180"/>
       </w:pPr>
@@ -1062,9 +1114,6 @@
     </w:p>
     <w:p>
       <w:pPr>
-        <w:pBdr>
-          <w:left w:val="single" w:color="C8714A" w:sz="12"/>
-        </w:pBdr>
         <w:spacing w:after="60" w:before="260"/>
         <w:ind w:left="180"/>
       </w:pPr>
@@ -1130,12 +1179,12 @@
       <w:tblPr>
         <w:tblW w:type="dxa" w:w="9070"/>
         <w:tblBorders>
-          <w:top w:val="single" w:color="auto" w:sz="4"/>
-          <w:left w:val="single" w:color="auto" w:sz="4"/>
-          <w:bottom w:val="single" w:color="auto" w:sz="4"/>
-          <w:right w:val="single" w:color="auto" w:sz="4"/>
-          <w:insideH w:val="single" w:color="auto" w:sz="4"/>
-          <w:insideV w:val="single" w:color="auto" w:sz="4"/>
+          <w:top w:val="nil"/>
+          <w:left w:val="nil"/>
+          <w:bottom w:val="nil"/>
+          <w:right w:val="nil"/>
+          <w:insideH w:val="nil"/>
+          <w:insideV w:val="nil"/>
         </w:tblBorders>
       </w:tblPr>
       <w:tblGrid>
@@ -1145,13 +1194,7 @@
         <w:tc>
           <w:tcPr>
             <w:tcW w:type="dxa" w:w="9070"/>
-            <w:tcBorders>
-              <w:top w:val="single" w:color="2E6DA4" w:sz="4"/>
-              <w:left w:val="single" w:color="2E6DA4" w:sz="10"/>
-              <w:bottom w:val="single" w:color="2E6DA4" w:sz="4"/>
-              <w:right w:val="none" w:color="FFFFFF" w:sz="0"/>
-            </w:tcBorders>
-            <w:shd w:fill="EAF1F8" w:val="clear"/>
+            <w:shd w:fill="FFFFFF" w:val="clear"/>
             <w:tcMar>
               <w:top w:type="dxa" w:w="120"/>
               <w:left w:type="dxa" w:w="240"/>
@@ -1222,10 +1265,7 @@
     </w:p>
     <w:p>
       <w:pPr>
-        <w:pBdr>
-          <w:bottom w:val="single" w:color="C8714A" w:sz="8"/>
-        </w:pBdr>
-        <w:shd w:fill="1A3A5C" w:val="clear"/>
+        <w:shd w:fill="FFFFFF" w:val="clear"/>
         <w:spacing w:after="200" w:before="440"/>
         <w:jc w:val="center"/>
       </w:pPr>
@@ -1234,7 +1274,7 @@
           <w:rFonts w:ascii="맑은 고딕" w:cs="맑은 고딕" w:eastAsia="맑은 고딕" w:hAnsi="맑은 고딕"/>
           <w:b/>
           <w:bCs/>
-          <w:color w:val="FFFFFF"/>
+          <w:color w:val="1A1A1A"/>
           <w:sz w:val="27"/>
           <w:szCs w:val="27"/>
         </w:rPr>
@@ -1266,9 +1306,6 @@
     </w:p>
     <w:p>
       <w:pPr>
-        <w:pBdr>
-          <w:left w:val="single" w:color="C8714A" w:sz="12"/>
-        </w:pBdr>
         <w:spacing w:after="60" w:before="260"/>
         <w:ind w:left="180"/>
       </w:pPr>
@@ -1343,7 +1380,7 @@
               <w:bottom w:val="single" w:color="B0C8E0" w:sz="4"/>
               <w:right w:val="single" w:color="B0C8E0" w:sz="4"/>
             </w:tcBorders>
-            <w:shd w:fill="1A3A5C" w:val="clear"/>
+            <w:shd w:fill="FFFFFF" w:val="clear"/>
             <w:tcMar>
               <w:top w:type="dxa" w:w="80"/>
               <w:left w:type="dxa" w:w="80"/>
@@ -1360,7 +1397,7 @@
                 <w:rFonts w:ascii="맑은 고딕" w:cs="맑은 고딕" w:eastAsia="맑은 고딕" w:hAnsi="맑은 고딕"/>
                 <w:b/>
                 <w:bCs/>
-                <w:color w:val="FFFFFF"/>
+                <w:color w:val="1A1A1A"/>
                 <w:sz w:val="16"/>
                 <w:szCs w:val="16"/>
               </w:rPr>
@@ -1377,7 +1414,7 @@
               <w:bottom w:val="single" w:color="B0C8E0" w:sz="4"/>
               <w:right w:val="single" w:color="B0C8E0" w:sz="4"/>
             </w:tcBorders>
-            <w:shd w:fill="1A3A5C" w:val="clear"/>
+            <w:shd w:fill="FFFFFF" w:val="clear"/>
             <w:tcMar>
               <w:top w:type="dxa" w:w="80"/>
               <w:left w:type="dxa" w:w="80"/>
@@ -1394,7 +1431,7 @@
                 <w:rFonts w:ascii="맑은 고딕" w:cs="맑은 고딕" w:eastAsia="맑은 고딕" w:hAnsi="맑은 고딕"/>
                 <w:b/>
                 <w:bCs/>
-                <w:color w:val="FFFFFF"/>
+                <w:color w:val="1A1A1A"/>
                 <w:sz w:val="16"/>
                 <w:szCs w:val="16"/>
               </w:rPr>
@@ -1411,7 +1448,7 @@
               <w:bottom w:val="single" w:color="B0C8E0" w:sz="4"/>
               <w:right w:val="single" w:color="B0C8E0" w:sz="4"/>
             </w:tcBorders>
-            <w:shd w:fill="1A3A5C" w:val="clear"/>
+            <w:shd w:fill="FFFFFF" w:val="clear"/>
             <w:tcMar>
               <w:top w:type="dxa" w:w="80"/>
               <w:left w:type="dxa" w:w="80"/>
@@ -1428,7 +1465,7 @@
                 <w:rFonts w:ascii="맑은 고딕" w:cs="맑은 고딕" w:eastAsia="맑은 고딕" w:hAnsi="맑은 고딕"/>
                 <w:b/>
                 <w:bCs/>
-                <w:color w:val="FFFFFF"/>
+                <w:color w:val="1A1A1A"/>
                 <w:sz w:val="16"/>
                 <w:szCs w:val="16"/>
               </w:rPr>
@@ -1445,7 +1482,7 @@
               <w:bottom w:val="single" w:color="B0C8E0" w:sz="4"/>
               <w:right w:val="single" w:color="B0C8E0" w:sz="4"/>
             </w:tcBorders>
-            <w:shd w:fill="1A3A5C" w:val="clear"/>
+            <w:shd w:fill="FFFFFF" w:val="clear"/>
             <w:tcMar>
               <w:top w:type="dxa" w:w="80"/>
               <w:left w:type="dxa" w:w="80"/>
@@ -1462,7 +1499,7 @@
                 <w:rFonts w:ascii="맑은 고딕" w:cs="맑은 고딕" w:eastAsia="맑은 고딕" w:hAnsi="맑은 고딕"/>
                 <w:b/>
                 <w:bCs/>
-                <w:color w:val="FFFFFF"/>
+                <w:color w:val="1A1A1A"/>
                 <w:sz w:val="16"/>
                 <w:szCs w:val="16"/>
               </w:rPr>
@@ -1479,7 +1516,7 @@
               <w:bottom w:val="single" w:color="B0C8E0" w:sz="4"/>
               <w:right w:val="single" w:color="B0C8E0" w:sz="4"/>
             </w:tcBorders>
-            <w:shd w:fill="1A3A5C" w:val="clear"/>
+            <w:shd w:fill="FFFFFF" w:val="clear"/>
             <w:tcMar>
               <w:top w:type="dxa" w:w="80"/>
               <w:left w:type="dxa" w:w="80"/>
@@ -1496,7 +1533,7 @@
                 <w:rFonts w:ascii="맑은 고딕" w:cs="맑은 고딕" w:eastAsia="맑은 고딕" w:hAnsi="맑은 고딕"/>
                 <w:b/>
                 <w:bCs/>
-                <w:color w:val="FFFFFF"/>
+                <w:color w:val="1A1A1A"/>
                 <w:sz w:val="16"/>
                 <w:szCs w:val="16"/>
               </w:rPr>
@@ -1515,7 +1552,7 @@
               <w:bottom w:val="single" w:color="B0C8E0" w:sz="4"/>
               <w:right w:val="single" w:color="B0C8E0" w:sz="4"/>
             </w:tcBorders>
-            <w:shd w:fill="EAF1F8" w:val="clear"/>
+            <w:shd w:fill="FFFFFF" w:val="clear"/>
             <w:tcMar>
               <w:top w:type="dxa" w:w="70"/>
               <w:left w:type="dxa" w:w="80"/>
@@ -1549,7 +1586,7 @@
               <w:bottom w:val="single" w:color="B0C8E0" w:sz="4"/>
               <w:right w:val="single" w:color="B0C8E0" w:sz="4"/>
             </w:tcBorders>
-            <w:shd w:fill="EAF1F8" w:val="clear"/>
+            <w:shd w:fill="FFFFFF" w:val="clear"/>
             <w:tcMar>
               <w:top w:type="dxa" w:w="70"/>
               <w:left w:type="dxa" w:w="80"/>
@@ -1583,7 +1620,7 @@
               <w:bottom w:val="single" w:color="B0C8E0" w:sz="4"/>
               <w:right w:val="single" w:color="B0C8E0" w:sz="4"/>
             </w:tcBorders>
-            <w:shd w:fill="EAF1F8" w:val="clear"/>
+            <w:shd w:fill="FFFFFF" w:val="clear"/>
             <w:tcMar>
               <w:top w:type="dxa" w:w="70"/>
               <w:left w:type="dxa" w:w="80"/>
@@ -1617,7 +1654,7 @@
               <w:bottom w:val="single" w:color="B0C8E0" w:sz="4"/>
               <w:right w:val="single" w:color="B0C8E0" w:sz="4"/>
             </w:tcBorders>
-            <w:shd w:fill="EAF1F8" w:val="clear"/>
+            <w:shd w:fill="FFFFFF" w:val="clear"/>
             <w:tcMar>
               <w:top w:type="dxa" w:w="70"/>
               <w:left w:type="dxa" w:w="80"/>
@@ -1651,7 +1688,7 @@
               <w:bottom w:val="single" w:color="B0C8E0" w:sz="4"/>
               <w:right w:val="single" w:color="B0C8E0" w:sz="4"/>
             </w:tcBorders>
-            <w:shd w:fill="EAF1F8" w:val="clear"/>
+            <w:shd w:fill="FFFFFF" w:val="clear"/>
             <w:tcMar>
               <w:top w:type="dxa" w:w="70"/>
               <w:left w:type="dxa" w:w="80"/>
@@ -1859,7 +1896,7 @@
               <w:bottom w:val="single" w:color="B0C8E0" w:sz="4"/>
               <w:right w:val="single" w:color="B0C8E0" w:sz="4"/>
             </w:tcBorders>
-            <w:shd w:fill="EAF1F8" w:val="clear"/>
+            <w:shd w:fill="FFFFFF" w:val="clear"/>
             <w:tcMar>
               <w:top w:type="dxa" w:w="70"/>
               <w:left w:type="dxa" w:w="80"/>
@@ -1893,7 +1930,7 @@
               <w:bottom w:val="single" w:color="B0C8E0" w:sz="4"/>
               <w:right w:val="single" w:color="B0C8E0" w:sz="4"/>
             </w:tcBorders>
-            <w:shd w:fill="EAF1F8" w:val="clear"/>
+            <w:shd w:fill="FFFFFF" w:val="clear"/>
             <w:tcMar>
               <w:top w:type="dxa" w:w="70"/>
               <w:left w:type="dxa" w:w="80"/>
@@ -1927,7 +1964,7 @@
               <w:bottom w:val="single" w:color="B0C8E0" w:sz="4"/>
               <w:right w:val="single" w:color="B0C8E0" w:sz="4"/>
             </w:tcBorders>
-            <w:shd w:fill="EAF1F8" w:val="clear"/>
+            <w:shd w:fill="FFFFFF" w:val="clear"/>
             <w:tcMar>
               <w:top w:type="dxa" w:w="70"/>
               <w:left w:type="dxa" w:w="80"/>
@@ -1961,7 +1998,7 @@
               <w:bottom w:val="single" w:color="B0C8E0" w:sz="4"/>
               <w:right w:val="single" w:color="B0C8E0" w:sz="4"/>
             </w:tcBorders>
-            <w:shd w:fill="EAF1F8" w:val="clear"/>
+            <w:shd w:fill="FFFFFF" w:val="clear"/>
             <w:tcMar>
               <w:top w:type="dxa" w:w="70"/>
               <w:left w:type="dxa" w:w="80"/>
@@ -1995,7 +2032,7 @@
               <w:bottom w:val="single" w:color="B0C8E0" w:sz="4"/>
               <w:right w:val="single" w:color="B0C8E0" w:sz="4"/>
             </w:tcBorders>
-            <w:shd w:fill="EAF1F8" w:val="clear"/>
+            <w:shd w:fill="FFFFFF" w:val="clear"/>
             <w:tcMar>
               <w:top w:type="dxa" w:w="70"/>
               <w:left w:type="dxa" w:w="80"/>
@@ -2203,7 +2240,7 @@
               <w:bottom w:val="single" w:color="B0C8E0" w:sz="4"/>
               <w:right w:val="single" w:color="B0C8E0" w:sz="4"/>
             </w:tcBorders>
-            <w:shd w:fill="EAF1F8" w:val="clear"/>
+            <w:shd w:fill="FFFFFF" w:val="clear"/>
             <w:tcMar>
               <w:top w:type="dxa" w:w="70"/>
               <w:left w:type="dxa" w:w="80"/>
@@ -2237,7 +2274,7 @@
               <w:bottom w:val="single" w:color="B0C8E0" w:sz="4"/>
               <w:right w:val="single" w:color="B0C8E0" w:sz="4"/>
             </w:tcBorders>
-            <w:shd w:fill="EAF1F8" w:val="clear"/>
+            <w:shd w:fill="FFFFFF" w:val="clear"/>
             <w:tcMar>
               <w:top w:type="dxa" w:w="70"/>
               <w:left w:type="dxa" w:w="80"/>
@@ -2271,7 +2308,7 @@
               <w:bottom w:val="single" w:color="B0C8E0" w:sz="4"/>
               <w:right w:val="single" w:color="B0C8E0" w:sz="4"/>
             </w:tcBorders>
-            <w:shd w:fill="EAF1F8" w:val="clear"/>
+            <w:shd w:fill="FFFFFF" w:val="clear"/>
             <w:tcMar>
               <w:top w:type="dxa" w:w="70"/>
               <w:left w:type="dxa" w:w="80"/>
@@ -2305,7 +2342,7 @@
               <w:bottom w:val="single" w:color="B0C8E0" w:sz="4"/>
               <w:right w:val="single" w:color="B0C8E0" w:sz="4"/>
             </w:tcBorders>
-            <w:shd w:fill="EAF1F8" w:val="clear"/>
+            <w:shd w:fill="FFFFFF" w:val="clear"/>
             <w:tcMar>
               <w:top w:type="dxa" w:w="70"/>
               <w:left w:type="dxa" w:w="80"/>
@@ -2339,7 +2376,7 @@
               <w:bottom w:val="single" w:color="B0C8E0" w:sz="4"/>
               <w:right w:val="single" w:color="B0C8E0" w:sz="4"/>
             </w:tcBorders>
-            <w:shd w:fill="EAF1F8" w:val="clear"/>
+            <w:shd w:fill="FFFFFF" w:val="clear"/>
             <w:tcMar>
               <w:top w:type="dxa" w:w="70"/>
               <w:left w:type="dxa" w:w="80"/>
@@ -2412,9 +2449,6 @@
     </w:p>
     <w:p>
       <w:pPr>
-        <w:pBdr>
-          <w:left w:val="single" w:color="C8714A" w:sz="12"/>
-        </w:pBdr>
         <w:spacing w:after="60" w:before="260"/>
         <w:ind w:left="180"/>
       </w:pPr>
@@ -2494,9 +2528,6 @@
     </w:p>
     <w:p>
       <w:pPr>
-        <w:pBdr>
-          <w:left w:val="single" w:color="C8714A" w:sz="12"/>
-        </w:pBdr>
         <w:spacing w:after="60" w:before="260"/>
         <w:ind w:left="180"/>
       </w:pPr>
@@ -2576,9 +2607,6 @@
     </w:p>
     <w:p>
       <w:pPr>
-        <w:pBdr>
-          <w:left w:val="single" w:color="C8714A" w:sz="12"/>
-        </w:pBdr>
         <w:spacing w:after="60" w:before="260"/>
         <w:ind w:left="180"/>
       </w:pPr>
@@ -2722,9 +2750,6 @@
     </w:p>
     <w:p>
       <w:pPr>
-        <w:pBdr>
-          <w:left w:val="single" w:color="C8714A" w:sz="12"/>
-        </w:pBdr>
         <w:spacing w:after="60" w:before="260"/>
         <w:ind w:left="180"/>
       </w:pPr>
@@ -2820,9 +2845,6 @@
     </w:p>
     <w:p>
       <w:pPr>
-        <w:pBdr>
-          <w:left w:val="single" w:color="C8714A" w:sz="12"/>
-        </w:pBdr>
         <w:spacing w:after="60" w:before="260"/>
         <w:ind w:left="180"/>
       </w:pPr>
@@ -2950,10 +2972,7 @@
     </w:p>
     <w:p>
       <w:pPr>
-        <w:pBdr>
-          <w:bottom w:val="single" w:color="C8714A" w:sz="8"/>
-        </w:pBdr>
-        <w:shd w:fill="1A3A5C" w:val="clear"/>
+        <w:shd w:fill="FFFFFF" w:val="clear"/>
         <w:spacing w:after="200" w:before="440"/>
         <w:jc w:val="center"/>
       </w:pPr>
@@ -2962,7 +2981,7 @@
           <w:rFonts w:ascii="맑은 고딕" w:cs="맑은 고딕" w:eastAsia="맑은 고딕" w:hAnsi="맑은 고딕"/>
           <w:b/>
           <w:bCs/>
-          <w:color w:val="FFFFFF"/>
+          <w:color w:val="1A1A1A"/>
           <w:sz w:val="27"/>
           <w:szCs w:val="27"/>
         </w:rPr>
@@ -2994,9 +3013,6 @@
     </w:p>
     <w:p>
       <w:pPr>
-        <w:pBdr>
-          <w:left w:val="single" w:color="C8714A" w:sz="12"/>
-        </w:pBdr>
         <w:spacing w:after="60" w:before="260"/>
         <w:ind w:left="180"/>
       </w:pPr>
@@ -3124,9 +3140,6 @@
     </w:p>
     <w:p>
       <w:pPr>
-        <w:pBdr>
-          <w:left w:val="single" w:color="C8714A" w:sz="12"/>
-        </w:pBdr>
         <w:spacing w:after="60" w:before="260"/>
         <w:ind w:left="180"/>
       </w:pPr>
@@ -3206,9 +3219,6 @@
     </w:p>
     <w:p>
       <w:pPr>
-        <w:pBdr>
-          <w:left w:val="single" w:color="C8714A" w:sz="12"/>
-        </w:pBdr>
         <w:spacing w:after="60" w:before="260"/>
         <w:ind w:left="180"/>
       </w:pPr>
@@ -3288,9 +3298,6 @@
     </w:p>
     <w:p>
       <w:pPr>
-        <w:pBdr>
-          <w:left w:val="single" w:color="C8714A" w:sz="12"/>
-        </w:pBdr>
         <w:spacing w:after="60" w:before="260"/>
         <w:ind w:left="180"/>
       </w:pPr>
@@ -3354,10 +3361,7 @@
     </w:p>
     <w:p>
       <w:pPr>
-        <w:pBdr>
-          <w:bottom w:val="single" w:color="C8714A" w:sz="8"/>
-        </w:pBdr>
-        <w:shd w:fill="1A3A5C" w:val="clear"/>
+        <w:shd w:fill="FFFFFF" w:val="clear"/>
         <w:spacing w:after="200" w:before="440"/>
         <w:jc w:val="center"/>
       </w:pPr>
@@ -3366,7 +3370,7 @@
           <w:rFonts w:ascii="맑은 고딕" w:cs="맑은 고딕" w:eastAsia="맑은 고딕" w:hAnsi="맑은 고딕"/>
           <w:b/>
           <w:bCs/>
-          <w:color w:val="FFFFFF"/>
+          <w:color w:val="1A1A1A"/>
           <w:sz w:val="27"/>
           <w:szCs w:val="27"/>
         </w:rPr>
@@ -3398,9 +3402,6 @@
     </w:p>
     <w:p>
       <w:pPr>
-        <w:pBdr>
-          <w:left w:val="single" w:color="C8714A" w:sz="12"/>
-        </w:pBdr>
         <w:spacing w:after="60" w:before="260"/>
         <w:ind w:left="180"/>
       </w:pPr>
@@ -3474,7 +3475,7 @@
               <w:bottom w:val="single" w:color="B0C8E0" w:sz="4"/>
               <w:right w:val="single" w:color="B0C8E0" w:sz="4"/>
             </w:tcBorders>
-            <w:shd w:fill="1A3A5C" w:val="clear"/>
+            <w:shd w:fill="FFFFFF" w:val="clear"/>
             <w:tcMar>
               <w:top w:type="dxa" w:w="80"/>
               <w:left w:type="dxa" w:w="100"/>
@@ -3491,7 +3492,7 @@
                 <w:rFonts w:ascii="맑은 고딕" w:cs="맑은 고딕" w:eastAsia="맑은 고딕" w:hAnsi="맑은 고딕"/>
                 <w:b/>
                 <w:bCs/>
-                <w:color w:val="FFFFFF"/>
+                <w:color w:val="1A1A1A"/>
                 <w:sz w:val="17"/>
                 <w:szCs w:val="17"/>
               </w:rPr>
@@ -3508,7 +3509,7 @@
               <w:bottom w:val="single" w:color="B0C8E0" w:sz="4"/>
               <w:right w:val="single" w:color="B0C8E0" w:sz="4"/>
             </w:tcBorders>
-            <w:shd w:fill="1A3A5C" w:val="clear"/>
+            <w:shd w:fill="FFFFFF" w:val="clear"/>
             <w:tcMar>
               <w:top w:type="dxa" w:w="80"/>
               <w:left w:type="dxa" w:w="100"/>
@@ -3525,7 +3526,7 @@
                 <w:rFonts w:ascii="맑은 고딕" w:cs="맑은 고딕" w:eastAsia="맑은 고딕" w:hAnsi="맑은 고딕"/>
                 <w:b/>
                 <w:bCs/>
-                <w:color w:val="FFFFFF"/>
+                <w:color w:val="1A1A1A"/>
                 <w:sz w:val="17"/>
                 <w:szCs w:val="17"/>
               </w:rPr>
@@ -3542,7 +3543,7 @@
               <w:bottom w:val="single" w:color="B0C8E0" w:sz="4"/>
               <w:right w:val="single" w:color="B0C8E0" w:sz="4"/>
             </w:tcBorders>
-            <w:shd w:fill="1A3A5C" w:val="clear"/>
+            <w:shd w:fill="FFFFFF" w:val="clear"/>
             <w:tcMar>
               <w:top w:type="dxa" w:w="80"/>
               <w:left w:type="dxa" w:w="100"/>
@@ -3559,7 +3560,7 @@
                 <w:rFonts w:ascii="맑은 고딕" w:cs="맑은 고딕" w:eastAsia="맑은 고딕" w:hAnsi="맑은 고딕"/>
                 <w:b/>
                 <w:bCs/>
-                <w:color w:val="FFFFFF"/>
+                <w:color w:val="1A1A1A"/>
                 <w:sz w:val="17"/>
                 <w:szCs w:val="17"/>
               </w:rPr>
@@ -3576,7 +3577,7 @@
               <w:bottom w:val="single" w:color="B0C8E0" w:sz="4"/>
               <w:right w:val="single" w:color="B0C8E0" w:sz="4"/>
             </w:tcBorders>
-            <w:shd w:fill="1A3A5C" w:val="clear"/>
+            <w:shd w:fill="FFFFFF" w:val="clear"/>
             <w:tcMar>
               <w:top w:type="dxa" w:w="80"/>
               <w:left w:type="dxa" w:w="100"/>
@@ -3593,7 +3594,7 @@
                 <w:rFonts w:ascii="맑은 고딕" w:cs="맑은 고딕" w:eastAsia="맑은 고딕" w:hAnsi="맑은 고딕"/>
                 <w:b/>
                 <w:bCs/>
-                <w:color w:val="FFFFFF"/>
+                <w:color w:val="1A1A1A"/>
                 <w:sz w:val="17"/>
                 <w:szCs w:val="17"/>
               </w:rPr>
@@ -3612,7 +3613,7 @@
               <w:bottom w:val="single" w:color="B0C8E0" w:sz="4"/>
               <w:right w:val="single" w:color="B0C8E0" w:sz="4"/>
             </w:tcBorders>
-            <w:shd w:fill="EAF1F8" w:val="clear"/>
+            <w:shd w:fill="FFFFFF" w:val="clear"/>
             <w:tcMar>
               <w:top w:type="dxa" w:w="70"/>
               <w:left w:type="dxa" w:w="100"/>
@@ -3646,7 +3647,7 @@
               <w:bottom w:val="single" w:color="B0C8E0" w:sz="4"/>
               <w:right w:val="single" w:color="B0C8E0" w:sz="4"/>
             </w:tcBorders>
-            <w:shd w:fill="EAF1F8" w:val="clear"/>
+            <w:shd w:fill="FFFFFF" w:val="clear"/>
             <w:tcMar>
               <w:top w:type="dxa" w:w="70"/>
               <w:left w:type="dxa" w:w="100"/>
@@ -3680,7 +3681,7 @@
               <w:bottom w:val="single" w:color="B0C8E0" w:sz="4"/>
               <w:right w:val="single" w:color="B0C8E0" w:sz="4"/>
             </w:tcBorders>
-            <w:shd w:fill="EAF1F8" w:val="clear"/>
+            <w:shd w:fill="FFFFFF" w:val="clear"/>
             <w:tcMar>
               <w:top w:type="dxa" w:w="70"/>
               <w:left w:type="dxa" w:w="100"/>
@@ -3714,7 +3715,7 @@
               <w:bottom w:val="single" w:color="B0C8E0" w:sz="4"/>
               <w:right w:val="single" w:color="B0C8E0" w:sz="4"/>
             </w:tcBorders>
-            <w:shd w:fill="EAF1F8" w:val="clear"/>
+            <w:shd w:fill="FFFFFF" w:val="clear"/>
             <w:tcMar>
               <w:top w:type="dxa" w:w="70"/>
               <w:left w:type="dxa" w:w="100"/>
@@ -3888,7 +3889,7 @@
               <w:bottom w:val="single" w:color="B0C8E0" w:sz="4"/>
               <w:right w:val="single" w:color="B0C8E0" w:sz="4"/>
             </w:tcBorders>
-            <w:shd w:fill="EAF1F8" w:val="clear"/>
+            <w:shd w:fill="FFFFFF" w:val="clear"/>
             <w:tcMar>
               <w:top w:type="dxa" w:w="70"/>
               <w:left w:type="dxa" w:w="100"/>
@@ -3922,7 +3923,7 @@
               <w:bottom w:val="single" w:color="B0C8E0" w:sz="4"/>
               <w:right w:val="single" w:color="B0C8E0" w:sz="4"/>
             </w:tcBorders>
-            <w:shd w:fill="EAF1F8" w:val="clear"/>
+            <w:shd w:fill="FFFFFF" w:val="clear"/>
             <w:tcMar>
               <w:top w:type="dxa" w:w="70"/>
               <w:left w:type="dxa" w:w="100"/>
@@ -3956,7 +3957,7 @@
               <w:bottom w:val="single" w:color="B0C8E0" w:sz="4"/>
               <w:right w:val="single" w:color="B0C8E0" w:sz="4"/>
             </w:tcBorders>
-            <w:shd w:fill="EAF1F8" w:val="clear"/>
+            <w:shd w:fill="FFFFFF" w:val="clear"/>
             <w:tcMar>
               <w:top w:type="dxa" w:w="70"/>
               <w:left w:type="dxa" w:w="100"/>
@@ -3990,7 +3991,7 @@
               <w:bottom w:val="single" w:color="B0C8E0" w:sz="4"/>
               <w:right w:val="single" w:color="B0C8E0" w:sz="4"/>
             </w:tcBorders>
-            <w:shd w:fill="EAF1F8" w:val="clear"/>
+            <w:shd w:fill="FFFFFF" w:val="clear"/>
             <w:tcMar>
               <w:top w:type="dxa" w:w="70"/>
               <w:left w:type="dxa" w:w="100"/>
@@ -4164,7 +4165,7 @@
               <w:bottom w:val="single" w:color="B0C8E0" w:sz="4"/>
               <w:right w:val="single" w:color="B0C8E0" w:sz="4"/>
             </w:tcBorders>
-            <w:shd w:fill="EAF1F8" w:val="clear"/>
+            <w:shd w:fill="FFFFFF" w:val="clear"/>
             <w:tcMar>
               <w:top w:type="dxa" w:w="70"/>
               <w:left w:type="dxa" w:w="100"/>
@@ -4198,7 +4199,7 @@
               <w:bottom w:val="single" w:color="B0C8E0" w:sz="4"/>
               <w:right w:val="single" w:color="B0C8E0" w:sz="4"/>
             </w:tcBorders>
-            <w:shd w:fill="EAF1F8" w:val="clear"/>
+            <w:shd w:fill="FFFFFF" w:val="clear"/>
             <w:tcMar>
               <w:top w:type="dxa" w:w="70"/>
               <w:left w:type="dxa" w:w="100"/>
@@ -4232,7 +4233,7 @@
               <w:bottom w:val="single" w:color="B0C8E0" w:sz="4"/>
               <w:right w:val="single" w:color="B0C8E0" w:sz="4"/>
             </w:tcBorders>
-            <w:shd w:fill="EAF1F8" w:val="clear"/>
+            <w:shd w:fill="FFFFFF" w:val="clear"/>
             <w:tcMar>
               <w:top w:type="dxa" w:w="70"/>
               <w:left w:type="dxa" w:w="100"/>
@@ -4266,7 +4267,7 @@
               <w:bottom w:val="single" w:color="B0C8E0" w:sz="4"/>
               <w:right w:val="single" w:color="B0C8E0" w:sz="4"/>
             </w:tcBorders>
-            <w:shd w:fill="EAF1F8" w:val="clear"/>
+            <w:shd w:fill="FFFFFF" w:val="clear"/>
             <w:tcMar>
               <w:top w:type="dxa" w:w="70"/>
               <w:left w:type="dxa" w:w="100"/>
@@ -4440,7 +4441,7 @@
               <w:bottom w:val="single" w:color="B0C8E0" w:sz="4"/>
               <w:right w:val="single" w:color="B0C8E0" w:sz="4"/>
             </w:tcBorders>
-            <w:shd w:fill="EAF1F8" w:val="clear"/>
+            <w:shd w:fill="FFFFFF" w:val="clear"/>
             <w:tcMar>
               <w:top w:type="dxa" w:w="70"/>
               <w:left w:type="dxa" w:w="100"/>
@@ -4474,7 +4475,7 @@
               <w:bottom w:val="single" w:color="B0C8E0" w:sz="4"/>
               <w:right w:val="single" w:color="B0C8E0" w:sz="4"/>
             </w:tcBorders>
-            <w:shd w:fill="EAF1F8" w:val="clear"/>
+            <w:shd w:fill="FFFFFF" w:val="clear"/>
             <w:tcMar>
               <w:top w:type="dxa" w:w="70"/>
               <w:left w:type="dxa" w:w="100"/>
@@ -4508,7 +4509,7 @@
               <w:bottom w:val="single" w:color="B0C8E0" w:sz="4"/>
               <w:right w:val="single" w:color="B0C8E0" w:sz="4"/>
             </w:tcBorders>
-            <w:shd w:fill="EAF1F8" w:val="clear"/>
+            <w:shd w:fill="FFFFFF" w:val="clear"/>
             <w:tcMar>
               <w:top w:type="dxa" w:w="70"/>
               <w:left w:type="dxa" w:w="100"/>
@@ -4542,7 +4543,7 @@
               <w:bottom w:val="single" w:color="B0C8E0" w:sz="4"/>
               <w:right w:val="single" w:color="B0C8E0" w:sz="4"/>
             </w:tcBorders>
-            <w:shd w:fill="EAF1F8" w:val="clear"/>
+            <w:shd w:fill="FFFFFF" w:val="clear"/>
             <w:tcMar>
               <w:top w:type="dxa" w:w="70"/>
               <w:left w:type="dxa" w:w="100"/>
@@ -4585,9 +4586,6 @@
     </w:p>
     <w:p>
       <w:pPr>
-        <w:pBdr>
-          <w:left w:val="single" w:color="C8714A" w:sz="12"/>
-        </w:pBdr>
         <w:spacing w:after="60" w:before="260"/>
         <w:ind w:left="180"/>
       </w:pPr>
@@ -4763,9 +4761,6 @@
     </w:p>
     <w:p>
       <w:pPr>
-        <w:pBdr>
-          <w:left w:val="single" w:color="C8714A" w:sz="12"/>
-        </w:pBdr>
         <w:spacing w:after="60" w:before="260"/>
         <w:ind w:left="180"/>
       </w:pPr>
@@ -4861,9 +4856,6 @@
     </w:p>
     <w:p>
       <w:pPr>
-        <w:pBdr>
-          <w:left w:val="single" w:color="C8714A" w:sz="12"/>
-        </w:pBdr>
         <w:spacing w:after="60" w:before="260"/>
         <w:ind w:left="180"/>
       </w:pPr>
@@ -4943,9 +4935,6 @@
     </w:p>
     <w:p>
       <w:pPr>
-        <w:pBdr>
-          <w:left w:val="single" w:color="C8714A" w:sz="12"/>
-        </w:pBdr>
         <w:spacing w:after="60" w:before="260"/>
         <w:ind w:left="180"/>
       </w:pPr>
@@ -5041,10 +5030,7 @@
     </w:p>
     <w:p>
       <w:pPr>
-        <w:pBdr>
-          <w:bottom w:val="single" w:color="C8714A" w:sz="8"/>
-        </w:pBdr>
-        <w:shd w:fill="1A3A5C" w:val="clear"/>
+        <w:shd w:fill="FFFFFF" w:val="clear"/>
         <w:spacing w:after="200" w:before="440"/>
         <w:jc w:val="center"/>
       </w:pPr>
@@ -5053,7 +5039,7 @@
           <w:rFonts w:ascii="맑은 고딕" w:cs="맑은 고딕" w:eastAsia="맑은 고딕" w:hAnsi="맑은 고딕"/>
           <w:b/>
           <w:bCs/>
-          <w:color w:val="FFFFFF"/>
+          <w:color w:val="1A1A1A"/>
           <w:sz w:val="27"/>
           <w:szCs w:val="27"/>
         </w:rPr>
@@ -5085,9 +5071,6 @@
     </w:p>
     <w:p>
       <w:pPr>
-        <w:pBdr>
-          <w:left w:val="single" w:color="C8714A" w:sz="12"/>
-        </w:pBdr>
         <w:spacing w:after="60" w:before="260"/>
         <w:ind w:left="180"/>
       </w:pPr>
@@ -5161,7 +5144,7 @@
               <w:bottom w:val="single" w:color="B0C8E0" w:sz="4"/>
               <w:right w:val="single" w:color="B0C8E0" w:sz="4"/>
             </w:tcBorders>
-            <w:shd w:fill="1A3A5C" w:val="clear"/>
+            <w:shd w:fill="FFFFFF" w:val="clear"/>
             <w:tcMar>
               <w:top w:type="dxa" w:w="80"/>
               <w:left w:type="dxa" w:w="100"/>
@@ -5178,7 +5161,7 @@
                 <w:rFonts w:ascii="맑은 고딕" w:cs="맑은 고딕" w:eastAsia="맑은 고딕" w:hAnsi="맑은 고딕"/>
                 <w:b/>
                 <w:bCs/>
-                <w:color w:val="FFFFFF"/>
+                <w:color w:val="1A1A1A"/>
                 <w:sz w:val="17"/>
                 <w:szCs w:val="17"/>
               </w:rPr>
@@ -5195,7 +5178,7 @@
               <w:bottom w:val="single" w:color="B0C8E0" w:sz="4"/>
               <w:right w:val="single" w:color="B0C8E0" w:sz="4"/>
             </w:tcBorders>
-            <w:shd w:fill="1A3A5C" w:val="clear"/>
+            <w:shd w:fill="FFFFFF" w:val="clear"/>
             <w:tcMar>
               <w:top w:type="dxa" w:w="80"/>
               <w:left w:type="dxa" w:w="100"/>
@@ -5212,7 +5195,7 @@
                 <w:rFonts w:ascii="맑은 고딕" w:cs="맑은 고딕" w:eastAsia="맑은 고딕" w:hAnsi="맑은 고딕"/>
                 <w:b/>
                 <w:bCs/>
-                <w:color w:val="FFFFFF"/>
+                <w:color w:val="1A1A1A"/>
                 <w:sz w:val="17"/>
                 <w:szCs w:val="17"/>
               </w:rPr>
@@ -5229,7 +5212,7 @@
               <w:bottom w:val="single" w:color="B0C8E0" w:sz="4"/>
               <w:right w:val="single" w:color="B0C8E0" w:sz="4"/>
             </w:tcBorders>
-            <w:shd w:fill="1A3A5C" w:val="clear"/>
+            <w:shd w:fill="FFFFFF" w:val="clear"/>
             <w:tcMar>
               <w:top w:type="dxa" w:w="80"/>
               <w:left w:type="dxa" w:w="100"/>
@@ -5246,7 +5229,7 @@
                 <w:rFonts w:ascii="맑은 고딕" w:cs="맑은 고딕" w:eastAsia="맑은 고딕" w:hAnsi="맑은 고딕"/>
                 <w:b/>
                 <w:bCs/>
-                <w:color w:val="FFFFFF"/>
+                <w:color w:val="1A1A1A"/>
                 <w:sz w:val="17"/>
                 <w:szCs w:val="17"/>
               </w:rPr>
@@ -5263,7 +5246,7 @@
               <w:bottom w:val="single" w:color="B0C8E0" w:sz="4"/>
               <w:right w:val="single" w:color="B0C8E0" w:sz="4"/>
             </w:tcBorders>
-            <w:shd w:fill="1A3A5C" w:val="clear"/>
+            <w:shd w:fill="FFFFFF" w:val="clear"/>
             <w:tcMar>
               <w:top w:type="dxa" w:w="80"/>
               <w:left w:type="dxa" w:w="100"/>
@@ -5280,7 +5263,7 @@
                 <w:rFonts w:ascii="맑은 고딕" w:cs="맑은 고딕" w:eastAsia="맑은 고딕" w:hAnsi="맑은 고딕"/>
                 <w:b/>
                 <w:bCs/>
-                <w:color w:val="FFFFFF"/>
+                <w:color w:val="1A1A1A"/>
                 <w:sz w:val="17"/>
                 <w:szCs w:val="17"/>
               </w:rPr>
@@ -5299,7 +5282,7 @@
               <w:bottom w:val="single" w:color="B0C8E0" w:sz="4"/>
               <w:right w:val="single" w:color="B0C8E0" w:sz="4"/>
             </w:tcBorders>
-            <w:shd w:fill="EAF1F8" w:val="clear"/>
+            <w:shd w:fill="FFFFFF" w:val="clear"/>
             <w:tcMar>
               <w:top w:type="dxa" w:w="70"/>
               <w:left w:type="dxa" w:w="100"/>
@@ -5330,7 +5313,7 @@
               <w:bottom w:val="single" w:color="B0C8E0" w:sz="4"/>
               <w:right w:val="single" w:color="B0C8E0" w:sz="4"/>
             </w:tcBorders>
-            <w:shd w:fill="EAF1F8" w:val="clear"/>
+            <w:shd w:fill="FFFFFF" w:val="clear"/>
             <w:tcMar>
               <w:top w:type="dxa" w:w="70"/>
               <w:left w:type="dxa" w:w="100"/>
@@ -5361,7 +5344,7 @@
               <w:bottom w:val="single" w:color="B0C8E0" w:sz="4"/>
               <w:right w:val="single" w:color="B0C8E0" w:sz="4"/>
             </w:tcBorders>
-            <w:shd w:fill="EAF1F8" w:val="clear"/>
+            <w:shd w:fill="FFFFFF" w:val="clear"/>
             <w:tcMar>
               <w:top w:type="dxa" w:w="70"/>
               <w:left w:type="dxa" w:w="100"/>
@@ -5392,7 +5375,7 @@
               <w:bottom w:val="single" w:color="B0C8E0" w:sz="4"/>
               <w:right w:val="single" w:color="B0C8E0" w:sz="4"/>
             </w:tcBorders>
-            <w:shd w:fill="EAF1F8" w:val="clear"/>
+            <w:shd w:fill="FFFFFF" w:val="clear"/>
             <w:tcMar>
               <w:top w:type="dxa" w:w="70"/>
               <w:left w:type="dxa" w:w="100"/>
@@ -5551,7 +5534,7 @@
               <w:bottom w:val="single" w:color="B0C8E0" w:sz="4"/>
               <w:right w:val="single" w:color="B0C8E0" w:sz="4"/>
             </w:tcBorders>
-            <w:shd w:fill="EAF1F8" w:val="clear"/>
+            <w:shd w:fill="FFFFFF" w:val="clear"/>
             <w:tcMar>
               <w:top w:type="dxa" w:w="70"/>
               <w:left w:type="dxa" w:w="100"/>
@@ -5582,7 +5565,7 @@
               <w:bottom w:val="single" w:color="B0C8E0" w:sz="4"/>
               <w:right w:val="single" w:color="B0C8E0" w:sz="4"/>
             </w:tcBorders>
-            <w:shd w:fill="EAF1F8" w:val="clear"/>
+            <w:shd w:fill="FFFFFF" w:val="clear"/>
             <w:tcMar>
               <w:top w:type="dxa" w:w="70"/>
               <w:left w:type="dxa" w:w="100"/>
@@ -5613,7 +5596,7 @@
               <w:bottom w:val="single" w:color="B0C8E0" w:sz="4"/>
               <w:right w:val="single" w:color="B0C8E0" w:sz="4"/>
             </w:tcBorders>
-            <w:shd w:fill="EAF1F8" w:val="clear"/>
+            <w:shd w:fill="FFFFFF" w:val="clear"/>
             <w:tcMar>
               <w:top w:type="dxa" w:w="70"/>
               <w:left w:type="dxa" w:w="100"/>
@@ -5644,7 +5627,7 @@
               <w:bottom w:val="single" w:color="B0C8E0" w:sz="4"/>
               <w:right w:val="single" w:color="B0C8E0" w:sz="4"/>
             </w:tcBorders>
-            <w:shd w:fill="EAF1F8" w:val="clear"/>
+            <w:shd w:fill="FFFFFF" w:val="clear"/>
             <w:tcMar>
               <w:top w:type="dxa" w:w="70"/>
               <w:left w:type="dxa" w:w="100"/>
@@ -5803,7 +5786,7 @@
               <w:bottom w:val="single" w:color="B0C8E0" w:sz="4"/>
               <w:right w:val="single" w:color="B0C8E0" w:sz="4"/>
             </w:tcBorders>
-            <w:shd w:fill="EAF1F8" w:val="clear"/>
+            <w:shd w:fill="FFFFFF" w:val="clear"/>
             <w:tcMar>
               <w:top w:type="dxa" w:w="70"/>
               <w:left w:type="dxa" w:w="100"/>
@@ -5834,7 +5817,7 @@
               <w:bottom w:val="single" w:color="B0C8E0" w:sz="4"/>
               <w:right w:val="single" w:color="B0C8E0" w:sz="4"/>
             </w:tcBorders>
-            <w:shd w:fill="EAF1F8" w:val="clear"/>
+            <w:shd w:fill="FFFFFF" w:val="clear"/>
             <w:tcMar>
               <w:top w:type="dxa" w:w="70"/>
               <w:left w:type="dxa" w:w="100"/>
@@ -5865,7 +5848,7 @@
               <w:bottom w:val="single" w:color="B0C8E0" w:sz="4"/>
               <w:right w:val="single" w:color="B0C8E0" w:sz="4"/>
             </w:tcBorders>
-            <w:shd w:fill="EAF1F8" w:val="clear"/>
+            <w:shd w:fill="FFFFFF" w:val="clear"/>
             <w:tcMar>
               <w:top w:type="dxa" w:w="70"/>
               <w:left w:type="dxa" w:w="100"/>
@@ -5896,7 +5879,7 @@
               <w:bottom w:val="single" w:color="B0C8E0" w:sz="4"/>
               <w:right w:val="single" w:color="B0C8E0" w:sz="4"/>
             </w:tcBorders>
-            <w:shd w:fill="EAF1F8" w:val="clear"/>
+            <w:shd w:fill="FFFFFF" w:val="clear"/>
             <w:tcMar>
               <w:top w:type="dxa" w:w="70"/>
               <w:left w:type="dxa" w:w="100"/>
@@ -6055,7 +6038,7 @@
               <w:bottom w:val="single" w:color="B0C8E0" w:sz="4"/>
               <w:right w:val="single" w:color="B0C8E0" w:sz="4"/>
             </w:tcBorders>
-            <w:shd w:fill="EAF1F8" w:val="clear"/>
+            <w:shd w:fill="FFFFFF" w:val="clear"/>
             <w:tcMar>
               <w:top w:type="dxa" w:w="70"/>
               <w:left w:type="dxa" w:w="100"/>
@@ -6086,7 +6069,7 @@
               <w:bottom w:val="single" w:color="B0C8E0" w:sz="4"/>
               <w:right w:val="single" w:color="B0C8E0" w:sz="4"/>
             </w:tcBorders>
-            <w:shd w:fill="EAF1F8" w:val="clear"/>
+            <w:shd w:fill="FFFFFF" w:val="clear"/>
             <w:tcMar>
               <w:top w:type="dxa" w:w="70"/>
               <w:left w:type="dxa" w:w="100"/>
@@ -6117,7 +6100,7 @@
               <w:bottom w:val="single" w:color="B0C8E0" w:sz="4"/>
               <w:right w:val="single" w:color="B0C8E0" w:sz="4"/>
             </w:tcBorders>
-            <w:shd w:fill="EAF1F8" w:val="clear"/>
+            <w:shd w:fill="FFFFFF" w:val="clear"/>
             <w:tcMar>
               <w:top w:type="dxa" w:w="70"/>
               <w:left w:type="dxa" w:w="100"/>
@@ -6148,7 +6131,7 @@
               <w:bottom w:val="single" w:color="B0C8E0" w:sz="4"/>
               <w:right w:val="single" w:color="B0C8E0" w:sz="4"/>
             </w:tcBorders>
-            <w:shd w:fill="EAF1F8" w:val="clear"/>
+            <w:shd w:fill="FFFFFF" w:val="clear"/>
             <w:tcMar>
               <w:top w:type="dxa" w:w="70"/>
               <w:left w:type="dxa" w:w="100"/>
@@ -6188,9 +6171,6 @@
     </w:p>
     <w:p>
       <w:pPr>
-        <w:pBdr>
-          <w:left w:val="single" w:color="C8714A" w:sz="12"/>
-        </w:pBdr>
         <w:spacing w:after="60" w:before="260"/>
         <w:ind w:left="180"/>
       </w:pPr>
@@ -6254,9 +6234,6 @@
     </w:p>
     <w:p>
       <w:pPr>
-        <w:pBdr>
-          <w:left w:val="single" w:color="C8714A" w:sz="12"/>
-        </w:pBdr>
         <w:spacing w:after="60" w:before="260"/>
         <w:ind w:left="180"/>
       </w:pPr>
@@ -6352,9 +6329,6 @@
     </w:p>
     <w:p>
       <w:pPr>
-        <w:pBdr>
-          <w:left w:val="single" w:color="C8714A" w:sz="12"/>
-        </w:pBdr>
         <w:spacing w:after="60" w:before="260"/>
         <w:ind w:left="180"/>
       </w:pPr>
@@ -6434,9 +6408,6 @@
     </w:p>
     <w:p>
       <w:pPr>
-        <w:pBdr>
-          <w:left w:val="single" w:color="C8714A" w:sz="12"/>
-        </w:pBdr>
         <w:spacing w:after="60" w:before="260"/>
         <w:ind w:left="180"/>
       </w:pPr>
@@ -6500,10 +6471,7 @@
     </w:p>
     <w:p>
       <w:pPr>
-        <w:pBdr>
-          <w:bottom w:val="single" w:color="C8714A" w:sz="8"/>
-        </w:pBdr>
-        <w:shd w:fill="1A3A5C" w:val="clear"/>
+        <w:shd w:fill="FFFFFF" w:val="clear"/>
         <w:spacing w:after="200" w:before="440"/>
         <w:jc w:val="center"/>
       </w:pPr>
@@ -6512,7 +6480,7 @@
           <w:rFonts w:ascii="맑은 고딕" w:cs="맑은 고딕" w:eastAsia="맑은 고딕" w:hAnsi="맑은 고딕"/>
           <w:b/>
           <w:bCs/>
-          <w:color w:val="FFFFFF"/>
+          <w:color w:val="1A1A1A"/>
           <w:sz w:val="27"/>
           <w:szCs w:val="27"/>
         </w:rPr>
@@ -6544,9 +6512,6 @@
     </w:p>
     <w:p>
       <w:pPr>
-        <w:pBdr>
-          <w:left w:val="single" w:color="C8714A" w:sz="12"/>
-        </w:pBdr>
         <w:spacing w:after="60" w:before="260"/>
         <w:ind w:left="180"/>
       </w:pPr>
@@ -6626,9 +6591,6 @@
     </w:p>
     <w:p>
       <w:pPr>
-        <w:pBdr>
-          <w:left w:val="single" w:color="C8714A" w:sz="12"/>
-        </w:pBdr>
         <w:spacing w:after="60" w:before="260"/>
         <w:ind w:left="180"/>
       </w:pPr>
@@ -6756,9 +6718,6 @@
     </w:p>
     <w:p>
       <w:pPr>
-        <w:pBdr>
-          <w:left w:val="single" w:color="C8714A" w:sz="12"/>
-        </w:pBdr>
         <w:spacing w:after="60" w:before="260"/>
         <w:ind w:left="180"/>
       </w:pPr>
@@ -6838,9 +6797,6 @@
     </w:p>
     <w:p>
       <w:pPr>
-        <w:pBdr>
-          <w:left w:val="single" w:color="C8714A" w:sz="12"/>
-        </w:pBdr>
         <w:spacing w:after="60" w:before="260"/>
         <w:ind w:left="180"/>
       </w:pPr>
@@ -6920,10 +6876,7 @@
     </w:p>
     <w:p>
       <w:pPr>
-        <w:pBdr>
-          <w:bottom w:val="single" w:color="C8714A" w:sz="8"/>
-        </w:pBdr>
-        <w:shd w:fill="1A3A5C" w:val="clear"/>
+        <w:shd w:fill="FFFFFF" w:val="clear"/>
         <w:spacing w:after="200" w:before="440"/>
         <w:jc w:val="center"/>
       </w:pPr>
@@ -6932,7 +6885,7 @@
           <w:rFonts w:ascii="맑은 고딕" w:cs="맑은 고딕" w:eastAsia="맑은 고딕" w:hAnsi="맑은 고딕"/>
           <w:b/>
           <w:bCs/>
-          <w:color w:val="FFFFFF"/>
+          <w:color w:val="1A1A1A"/>
           <w:sz w:val="27"/>
           <w:szCs w:val="27"/>
         </w:rPr>
@@ -6964,9 +6917,6 @@
     </w:p>
     <w:p>
       <w:pPr>
-        <w:pBdr>
-          <w:left w:val="single" w:color="C8714A" w:sz="12"/>
-        </w:pBdr>
         <w:spacing w:after="60" w:before="260"/>
         <w:ind w:left="180"/>
       </w:pPr>
@@ -7110,9 +7060,6 @@
     </w:p>
     <w:p>
       <w:pPr>
-        <w:pBdr>
-          <w:left w:val="single" w:color="C8714A" w:sz="12"/>
-        </w:pBdr>
         <w:spacing w:after="60" w:before="260"/>
         <w:ind w:left="180"/>
       </w:pPr>
@@ -7160,9 +7107,6 @@
     </w:p>
     <w:p>
       <w:pPr>
-        <w:pBdr>
-          <w:left w:val="single" w:color="C8714A" w:sz="12"/>
-        </w:pBdr>
         <w:spacing w:after="60" w:before="260"/>
         <w:ind w:left="180"/>
       </w:pPr>
@@ -7210,10 +7154,6 @@
     </w:p>
     <w:p>
       <w:pPr>
-        <w:pBdr>
-          <w:top w:val="double" w:color="1A3A5C" w:sz="6"/>
-          <w:bottom w:val="single" w:color="B0C8E0" w:sz="4"/>
-        </w:pBdr>
         <w:spacing w:after="160" w:before="360"/>
         <w:jc w:val="center"/>
       </w:pPr>
@@ -7289,12 +7229,12 @@
       <w:tblPr>
         <w:tblW w:type="dxa" w:w="9070"/>
         <w:tblBorders>
-          <w:top w:val="single" w:color="auto" w:sz="4"/>
-          <w:left w:val="single" w:color="auto" w:sz="4"/>
-          <w:bottom w:val="single" w:color="auto" w:sz="4"/>
-          <w:right w:val="single" w:color="auto" w:sz="4"/>
-          <w:insideH w:val="single" w:color="auto" w:sz="4"/>
-          <w:insideV w:val="single" w:color="auto" w:sz="4"/>
+          <w:top w:val="nil"/>
+          <w:left w:val="nil"/>
+          <w:bottom w:val="nil"/>
+          <w:right w:val="nil"/>
+          <w:insideH w:val="nil"/>
+          <w:insideV w:val="nil"/>
         </w:tblBorders>
       </w:tblPr>
       <w:tblGrid>
@@ -7304,13 +7244,7 @@
         <w:tc>
           <w:tcPr>
             <w:tcW w:type="dxa" w:w="9070"/>
-            <w:tcBorders>
-              <w:top w:val="single" w:color="B0C8E0" w:sz="4"/>
-              <w:left w:val="single" w:color="B0C8E0" w:sz="4"/>
-              <w:bottom w:val="single" w:color="B0C8E0" w:sz="4"/>
-              <w:right w:val="single" w:color="B0C8E0" w:sz="4"/>
-            </w:tcBorders>
-            <w:shd w:fill="EAF1F8" w:val="clear"/>
+            <w:shd w:fill="FFFFFF" w:val="clear"/>
             <w:tcMar>
               <w:top w:type="dxa" w:w="200"/>
               <w:left w:type="dxa" w:w="300"/>
@@ -7395,6 +7329,955 @@
                 <w:szCs w:val="20"/>
               </w:rPr>
               <w:t xml:space="preserve">시설관리부장  _______________  (인)</w:t>
+            </w:r>
+          </w:p>
+        </w:tc>
+      </w:tr>
+    </w:tbl>
+    <w:p/>
+    <w:p>
+      <w:r>
+        <w:rPr>
+          <w:rFonts w:ascii="맑은 고딕" w:hAnsi="맑은 고딕" w:eastAsia="맑은 고딕" w:cs="맑은 고딕"/>
+          <w:b/>
+          <w:color w:val="1A3A5C"/>
+          <w:sz w:val="24"/>
+        </w:rPr>
+        <w:t xml:space="preserve">■ 개정 이력  </w:t>
+      </w:r>
+      <w:r>
+        <w:rPr>
+          <w:rFonts w:ascii="맑은 고딕" w:hAnsi="맑은 고딕" w:eastAsia="맑은 고딕" w:cs="맑은 고딕"/>
+          <w:color w:val="9A8E84"/>
+          <w:sz w:val="20"/>
+        </w:rPr>
+        <w:t>Revision History</w:t>
+      </w:r>
+    </w:p>
+    <w:p>
+      <w:r>
+        <w:rPr>
+          <w:rFonts w:ascii="맑은 고딕" w:hAnsi="맑은 고딕" w:eastAsia="맑은 고딕" w:cs="맑은 고딕"/>
+          <w:color w:val="9A8E84"/>
+          <w:sz w:val="17"/>
+        </w:rPr>
+        <w:t>※ 본 규정은 제직회(당회) 의결로 제정·개정하며, 개정 시 아래 표에 기록합니다.</w:t>
+      </w:r>
+    </w:p>
+    <w:tbl>
+      <w:tblPr>
+        <w:tblW w:type="auto" w:w="0"/>
+        <w:jc w:val="center"/>
+        <w:tblLayout w:type="fixed"/>
+        <w:tblLook w:firstColumn="1" w:firstRow="1" w:lastColumn="0" w:lastRow="0" w:noHBand="0" w:noVBand="1" w:val="04A0"/>
+      </w:tblPr>
+      <w:tblGrid>
+        <w:gridCol w:w="1814"/>
+        <w:gridCol w:w="1814"/>
+        <w:gridCol w:w="1814"/>
+        <w:gridCol w:w="1814"/>
+        <w:gridCol w:w="1814"/>
+      </w:tblGrid>
+      <w:tr>
+        <w:tc>
+          <w:tcPr>
+            <w:tcW w:type="dxa" w:w="1100"/>
+            <w:tcBorders>
+              <w:top w:val="single" w:sz="4" w:space="0" w:color="B0C8E0"/>
+              <w:left w:val="single" w:sz="4" w:space="0" w:color="B0C8E0"/>
+              <w:bottom w:val="single" w:sz="4" w:space="0" w:color="B0C8E0"/>
+              <w:right w:val="single" w:sz="4" w:space="0" w:color="B0C8E0"/>
+            </w:tcBorders>
+            <w:shd w:val="clear" w:color="auto" w:fill="F2F2F2"/>
+          </w:tcPr>
+          <w:p>
+            <w:pPr>
+              <w:jc w:val="center"/>
+            </w:pPr>
+            <w:r/>
+            <w:r>
+              <w:rPr>
+                <w:rFonts w:ascii="맑은 고딕" w:hAnsi="맑은 고딕" w:eastAsia="맑은 고딕" w:cs="맑은 고딕"/>
+                <w:b/>
+                <w:color w:val="2C2114"/>
+                <w:sz w:val="18"/>
+              </w:rPr>
+              <w:t>차수</w:t>
+            </w:r>
+          </w:p>
+        </w:tc>
+        <w:tc>
+          <w:tcPr>
+            <w:tcW w:type="dxa" w:w="1700"/>
+            <w:tcBorders>
+              <w:top w:val="single" w:sz="4" w:space="0" w:color="B0C8E0"/>
+              <w:left w:val="single" w:sz="4" w:space="0" w:color="B0C8E0"/>
+              <w:bottom w:val="single" w:sz="4" w:space="0" w:color="B0C8E0"/>
+              <w:right w:val="single" w:sz="4" w:space="0" w:color="B0C8E0"/>
+            </w:tcBorders>
+            <w:shd w:val="clear" w:color="auto" w:fill="F2F2F2"/>
+          </w:tcPr>
+          <w:p>
+            <w:pPr>
+              <w:jc w:val="center"/>
+            </w:pPr>
+            <w:r/>
+            <w:r>
+              <w:rPr>
+                <w:rFonts w:ascii="맑은 고딕" w:hAnsi="맑은 고딕" w:eastAsia="맑은 고딕" w:cs="맑은 고딕"/>
+                <w:b/>
+                <w:color w:val="2C2114"/>
+                <w:sz w:val="18"/>
+              </w:rPr>
+              <w:t>개정일자</w:t>
+            </w:r>
+          </w:p>
+        </w:tc>
+        <w:tc>
+          <w:tcPr>
+            <w:tcW w:type="dxa" w:w="4200"/>
+            <w:tcBorders>
+              <w:top w:val="single" w:sz="4" w:space="0" w:color="B0C8E0"/>
+              <w:left w:val="single" w:sz="4" w:space="0" w:color="B0C8E0"/>
+              <w:bottom w:val="single" w:sz="4" w:space="0" w:color="B0C8E0"/>
+              <w:right w:val="single" w:sz="4" w:space="0" w:color="B0C8E0"/>
+            </w:tcBorders>
+            <w:shd w:val="clear" w:color="auto" w:fill="F2F2F2"/>
+          </w:tcPr>
+          <w:p>
+            <w:pPr>
+              <w:jc w:val="center"/>
+            </w:pPr>
+            <w:r/>
+            <w:r>
+              <w:rPr>
+                <w:rFonts w:ascii="맑은 고딕" w:hAnsi="맑은 고딕" w:eastAsia="맑은 고딕" w:cs="맑은 고딕"/>
+                <w:b/>
+                <w:color w:val="2C2114"/>
+                <w:sz w:val="18"/>
+              </w:rPr>
+              <w:t>개정 내용</w:t>
+            </w:r>
+          </w:p>
+        </w:tc>
+        <w:tc>
+          <w:tcPr>
+            <w:tcW w:type="dxa" w:w="1700"/>
+            <w:tcBorders>
+              <w:top w:val="single" w:sz="4" w:space="0" w:color="B0C8E0"/>
+              <w:left w:val="single" w:sz="4" w:space="0" w:color="B0C8E0"/>
+              <w:bottom w:val="single" w:sz="4" w:space="0" w:color="B0C8E0"/>
+              <w:right w:val="single" w:sz="4" w:space="0" w:color="B0C8E0"/>
+            </w:tcBorders>
+            <w:shd w:val="clear" w:color="auto" w:fill="F2F2F2"/>
+          </w:tcPr>
+          <w:p>
+            <w:pPr>
+              <w:jc w:val="center"/>
+            </w:pPr>
+            <w:r/>
+            <w:r>
+              <w:rPr>
+                <w:rFonts w:ascii="맑은 고딕" w:hAnsi="맑은 고딕" w:eastAsia="맑은 고딕" w:cs="맑은 고딕"/>
+                <w:b/>
+                <w:color w:val="2C2114"/>
+                <w:sz w:val="18"/>
+              </w:rPr>
+              <w:t>개정자</w:t>
+            </w:r>
+          </w:p>
+        </w:tc>
+        <w:tc>
+          <w:tcPr>
+            <w:tcW w:type="dxa" w:w="1700"/>
+            <w:tcBorders>
+              <w:top w:val="single" w:sz="4" w:space="0" w:color="B0C8E0"/>
+              <w:left w:val="single" w:sz="4" w:space="0" w:color="B0C8E0"/>
+              <w:bottom w:val="single" w:sz="4" w:space="0" w:color="B0C8E0"/>
+              <w:right w:val="single" w:sz="4" w:space="0" w:color="B0C8E0"/>
+            </w:tcBorders>
+            <w:shd w:val="clear" w:color="auto" w:fill="F2F2F2"/>
+          </w:tcPr>
+          <w:p>
+            <w:pPr>
+              <w:jc w:val="center"/>
+            </w:pPr>
+            <w:r/>
+            <w:r>
+              <w:rPr>
+                <w:rFonts w:ascii="맑은 고딕" w:hAnsi="맑은 고딕" w:eastAsia="맑은 고딕" w:cs="맑은 고딕"/>
+                <w:b/>
+                <w:color w:val="2C2114"/>
+                <w:sz w:val="18"/>
+              </w:rPr>
+              <w:t>승인자</w:t>
+            </w:r>
+          </w:p>
+        </w:tc>
+      </w:tr>
+      <w:tr>
+        <w:tc>
+          <w:tcPr>
+            <w:tcW w:type="dxa" w:w="1100"/>
+            <w:tcBorders>
+              <w:top w:val="single" w:sz="4" w:space="0" w:color="B0C8E0"/>
+              <w:left w:val="single" w:sz="4" w:space="0" w:color="B0C8E0"/>
+              <w:bottom w:val="single" w:sz="4" w:space="0" w:color="B0C8E0"/>
+              <w:right w:val="single" w:sz="4" w:space="0" w:color="B0C8E0"/>
+            </w:tcBorders>
+          </w:tcPr>
+          <w:p>
+            <w:pPr>
+              <w:jc w:val="center"/>
+            </w:pPr>
+            <w:r/>
+            <w:r>
+              <w:rPr>
+                <w:rFonts w:ascii="맑은 고딕" w:hAnsi="맑은 고딕" w:eastAsia="맑은 고딕" w:cs="맑은 고딕"/>
+                <w:b w:val="0"/>
+                <w:color w:val="2C2114"/>
+                <w:sz w:val="18"/>
+              </w:rPr>
+              <w:t>제정</w:t>
+            </w:r>
+          </w:p>
+        </w:tc>
+        <w:tc>
+          <w:tcPr>
+            <w:tcW w:type="dxa" w:w="1700"/>
+            <w:tcBorders>
+              <w:top w:val="single" w:sz="4" w:space="0" w:color="B0C8E0"/>
+              <w:left w:val="single" w:sz="4" w:space="0" w:color="B0C8E0"/>
+              <w:bottom w:val="single" w:sz="4" w:space="0" w:color="B0C8E0"/>
+              <w:right w:val="single" w:sz="4" w:space="0" w:color="B0C8E0"/>
+            </w:tcBorders>
+          </w:tcPr>
+          <w:p>
+            <w:pPr>
+              <w:jc w:val="center"/>
+            </w:pPr>
+            <w:r/>
+            <w:r>
+              <w:rPr>
+                <w:rFonts w:ascii="맑은 고딕" w:hAnsi="맑은 고딕" w:eastAsia="맑은 고딕" w:cs="맑은 고딕"/>
+                <w:b w:val="0"/>
+                <w:color w:val="2C2114"/>
+                <w:sz w:val="18"/>
+              </w:rPr>
+              <w:t>20      .      .</w:t>
+            </w:r>
+          </w:p>
+        </w:tc>
+        <w:tc>
+          <w:tcPr>
+            <w:tcW w:type="dxa" w:w="4200"/>
+            <w:tcBorders>
+              <w:top w:val="single" w:sz="4" w:space="0" w:color="B0C8E0"/>
+              <w:left w:val="single" w:sz="4" w:space="0" w:color="B0C8E0"/>
+              <w:bottom w:val="single" w:sz="4" w:space="0" w:color="B0C8E0"/>
+              <w:right w:val="single" w:sz="4" w:space="0" w:color="B0C8E0"/>
+            </w:tcBorders>
+          </w:tcPr>
+          <w:p>
+            <w:pPr>
+              <w:jc w:val="left"/>
+            </w:pPr>
+            <w:r/>
+            <w:r>
+              <w:rPr>
+                <w:rFonts w:ascii="맑은 고딕" w:hAnsi="맑은 고딕" w:eastAsia="맑은 고딕" w:cs="맑은 고딕"/>
+                <w:b w:val="0"/>
+                <w:color w:val="2C2114"/>
+                <w:sz w:val="18"/>
+              </w:rPr>
+              <w:t>최초 제정</w:t>
+            </w:r>
+          </w:p>
+        </w:tc>
+        <w:tc>
+          <w:tcPr>
+            <w:tcW w:type="dxa" w:w="1700"/>
+            <w:tcBorders>
+              <w:top w:val="single" w:sz="4" w:space="0" w:color="B0C8E0"/>
+              <w:left w:val="single" w:sz="4" w:space="0" w:color="B0C8E0"/>
+              <w:bottom w:val="single" w:sz="4" w:space="0" w:color="B0C8E0"/>
+              <w:right w:val="single" w:sz="4" w:space="0" w:color="B0C8E0"/>
+            </w:tcBorders>
+          </w:tcPr>
+          <w:p>
+            <w:pPr>
+              <w:jc w:val="center"/>
+            </w:pPr>
+            <w:r/>
+            <w:r>
+              <w:rPr>
+                <w:rFonts w:ascii="맑은 고딕" w:hAnsi="맑은 고딕" w:eastAsia="맑은 고딕" w:cs="맑은 고딕"/>
+                <w:b w:val="0"/>
+                <w:color w:val="2C2114"/>
+                <w:sz w:val="18"/>
+              </w:rPr>
+              <w:t>—</w:t>
+            </w:r>
+          </w:p>
+        </w:tc>
+        <w:tc>
+          <w:tcPr>
+            <w:tcW w:type="dxa" w:w="1700"/>
+            <w:tcBorders>
+              <w:top w:val="single" w:sz="4" w:space="0" w:color="B0C8E0"/>
+              <w:left w:val="single" w:sz="4" w:space="0" w:color="B0C8E0"/>
+              <w:bottom w:val="single" w:sz="4" w:space="0" w:color="B0C8E0"/>
+              <w:right w:val="single" w:sz="4" w:space="0" w:color="B0C8E0"/>
+            </w:tcBorders>
+          </w:tcPr>
+          <w:p>
+            <w:pPr>
+              <w:jc w:val="center"/>
+            </w:pPr>
+            <w:r/>
+            <w:r>
+              <w:rPr>
+                <w:rFonts w:ascii="맑은 고딕" w:hAnsi="맑은 고딕" w:eastAsia="맑은 고딕" w:cs="맑은 고딕"/>
+                <w:b w:val="0"/>
+                <w:color w:val="2C2114"/>
+                <w:sz w:val="18"/>
+              </w:rPr>
+              <w:t>제직회 의결</w:t>
+            </w:r>
+          </w:p>
+        </w:tc>
+      </w:tr>
+      <w:tr>
+        <w:tc>
+          <w:tcPr>
+            <w:tcW w:type="dxa" w:w="1100"/>
+            <w:tcBorders>
+              <w:top w:val="single" w:sz="4" w:space="0" w:color="B0C8E0"/>
+              <w:left w:val="single" w:sz="4" w:space="0" w:color="B0C8E0"/>
+              <w:bottom w:val="single" w:sz="4" w:space="0" w:color="B0C8E0"/>
+              <w:right w:val="single" w:sz="4" w:space="0" w:color="B0C8E0"/>
+            </w:tcBorders>
+          </w:tcPr>
+          <w:p>
+            <w:pPr>
+              <w:jc w:val="center"/>
+            </w:pPr>
+            <w:r/>
+            <w:r>
+              <w:rPr>
+                <w:rFonts w:ascii="맑은 고딕" w:hAnsi="맑은 고딕" w:eastAsia="맑은 고딕" w:cs="맑은 고딕"/>
+                <w:b w:val="0"/>
+                <w:color w:val="2C2114"/>
+                <w:sz w:val="18"/>
+              </w:rPr>
+            </w:r>
+          </w:p>
+        </w:tc>
+        <w:tc>
+          <w:tcPr>
+            <w:tcW w:type="dxa" w:w="1700"/>
+            <w:tcBorders>
+              <w:top w:val="single" w:sz="4" w:space="0" w:color="B0C8E0"/>
+              <w:left w:val="single" w:sz="4" w:space="0" w:color="B0C8E0"/>
+              <w:bottom w:val="single" w:sz="4" w:space="0" w:color="B0C8E0"/>
+              <w:right w:val="single" w:sz="4" w:space="0" w:color="B0C8E0"/>
+            </w:tcBorders>
+          </w:tcPr>
+          <w:p>
+            <w:pPr>
+              <w:jc w:val="center"/>
+            </w:pPr>
+            <w:r/>
+            <w:r>
+              <w:rPr>
+                <w:rFonts w:ascii="맑은 고딕" w:hAnsi="맑은 고딕" w:eastAsia="맑은 고딕" w:cs="맑은 고딕"/>
+                <w:b w:val="0"/>
+                <w:color w:val="2C2114"/>
+                <w:sz w:val="18"/>
+              </w:rPr>
+            </w:r>
+          </w:p>
+        </w:tc>
+        <w:tc>
+          <w:tcPr>
+            <w:tcW w:type="dxa" w:w="4200"/>
+            <w:tcBorders>
+              <w:top w:val="single" w:sz="4" w:space="0" w:color="B0C8E0"/>
+              <w:left w:val="single" w:sz="4" w:space="0" w:color="B0C8E0"/>
+              <w:bottom w:val="single" w:sz="4" w:space="0" w:color="B0C8E0"/>
+              <w:right w:val="single" w:sz="4" w:space="0" w:color="B0C8E0"/>
+            </w:tcBorders>
+          </w:tcPr>
+          <w:p>
+            <w:pPr>
+              <w:jc w:val="center"/>
+            </w:pPr>
+            <w:r/>
+            <w:r>
+              <w:rPr>
+                <w:rFonts w:ascii="맑은 고딕" w:hAnsi="맑은 고딕" w:eastAsia="맑은 고딕" w:cs="맑은 고딕"/>
+                <w:b w:val="0"/>
+                <w:color w:val="2C2114"/>
+                <w:sz w:val="18"/>
+              </w:rPr>
+            </w:r>
+          </w:p>
+        </w:tc>
+        <w:tc>
+          <w:tcPr>
+            <w:tcW w:type="dxa" w:w="1700"/>
+            <w:tcBorders>
+              <w:top w:val="single" w:sz="4" w:space="0" w:color="B0C8E0"/>
+              <w:left w:val="single" w:sz="4" w:space="0" w:color="B0C8E0"/>
+              <w:bottom w:val="single" w:sz="4" w:space="0" w:color="B0C8E0"/>
+              <w:right w:val="single" w:sz="4" w:space="0" w:color="B0C8E0"/>
+            </w:tcBorders>
+          </w:tcPr>
+          <w:p>
+            <w:pPr>
+              <w:jc w:val="center"/>
+            </w:pPr>
+            <w:r/>
+            <w:r>
+              <w:rPr>
+                <w:rFonts w:ascii="맑은 고딕" w:hAnsi="맑은 고딕" w:eastAsia="맑은 고딕" w:cs="맑은 고딕"/>
+                <w:b w:val="0"/>
+                <w:color w:val="2C2114"/>
+                <w:sz w:val="18"/>
+              </w:rPr>
+            </w:r>
+          </w:p>
+        </w:tc>
+        <w:tc>
+          <w:tcPr>
+            <w:tcW w:type="dxa" w:w="1700"/>
+            <w:tcBorders>
+              <w:top w:val="single" w:sz="4" w:space="0" w:color="B0C8E0"/>
+              <w:left w:val="single" w:sz="4" w:space="0" w:color="B0C8E0"/>
+              <w:bottom w:val="single" w:sz="4" w:space="0" w:color="B0C8E0"/>
+              <w:right w:val="single" w:sz="4" w:space="0" w:color="B0C8E0"/>
+            </w:tcBorders>
+          </w:tcPr>
+          <w:p>
+            <w:pPr>
+              <w:jc w:val="center"/>
+            </w:pPr>
+            <w:r/>
+            <w:r>
+              <w:rPr>
+                <w:rFonts w:ascii="맑은 고딕" w:hAnsi="맑은 고딕" w:eastAsia="맑은 고딕" w:cs="맑은 고딕"/>
+                <w:b w:val="0"/>
+                <w:color w:val="2C2114"/>
+                <w:sz w:val="18"/>
+              </w:rPr>
+            </w:r>
+          </w:p>
+        </w:tc>
+      </w:tr>
+      <w:tr>
+        <w:tc>
+          <w:tcPr>
+            <w:tcW w:type="dxa" w:w="1100"/>
+            <w:tcBorders>
+              <w:top w:val="single" w:sz="4" w:space="0" w:color="B0C8E0"/>
+              <w:left w:val="single" w:sz="4" w:space="0" w:color="B0C8E0"/>
+              <w:bottom w:val="single" w:sz="4" w:space="0" w:color="B0C8E0"/>
+              <w:right w:val="single" w:sz="4" w:space="0" w:color="B0C8E0"/>
+            </w:tcBorders>
+          </w:tcPr>
+          <w:p>
+            <w:pPr>
+              <w:jc w:val="center"/>
+            </w:pPr>
+            <w:r/>
+            <w:r>
+              <w:rPr>
+                <w:rFonts w:ascii="맑은 고딕" w:hAnsi="맑은 고딕" w:eastAsia="맑은 고딕" w:cs="맑은 고딕"/>
+                <w:b w:val="0"/>
+                <w:color w:val="2C2114"/>
+                <w:sz w:val="18"/>
+              </w:rPr>
+            </w:r>
+          </w:p>
+        </w:tc>
+        <w:tc>
+          <w:tcPr>
+            <w:tcW w:type="dxa" w:w="1700"/>
+            <w:tcBorders>
+              <w:top w:val="single" w:sz="4" w:space="0" w:color="B0C8E0"/>
+              <w:left w:val="single" w:sz="4" w:space="0" w:color="B0C8E0"/>
+              <w:bottom w:val="single" w:sz="4" w:space="0" w:color="B0C8E0"/>
+              <w:right w:val="single" w:sz="4" w:space="0" w:color="B0C8E0"/>
+            </w:tcBorders>
+          </w:tcPr>
+          <w:p>
+            <w:pPr>
+              <w:jc w:val="center"/>
+            </w:pPr>
+            <w:r/>
+            <w:r>
+              <w:rPr>
+                <w:rFonts w:ascii="맑은 고딕" w:hAnsi="맑은 고딕" w:eastAsia="맑은 고딕" w:cs="맑은 고딕"/>
+                <w:b w:val="0"/>
+                <w:color w:val="2C2114"/>
+                <w:sz w:val="18"/>
+              </w:rPr>
+            </w:r>
+          </w:p>
+        </w:tc>
+        <w:tc>
+          <w:tcPr>
+            <w:tcW w:type="dxa" w:w="4200"/>
+            <w:tcBorders>
+              <w:top w:val="single" w:sz="4" w:space="0" w:color="B0C8E0"/>
+              <w:left w:val="single" w:sz="4" w:space="0" w:color="B0C8E0"/>
+              <w:bottom w:val="single" w:sz="4" w:space="0" w:color="B0C8E0"/>
+              <w:right w:val="single" w:sz="4" w:space="0" w:color="B0C8E0"/>
+            </w:tcBorders>
+          </w:tcPr>
+          <w:p>
+            <w:pPr>
+              <w:jc w:val="center"/>
+            </w:pPr>
+            <w:r/>
+            <w:r>
+              <w:rPr>
+                <w:rFonts w:ascii="맑은 고딕" w:hAnsi="맑은 고딕" w:eastAsia="맑은 고딕" w:cs="맑은 고딕"/>
+                <w:b w:val="0"/>
+                <w:color w:val="2C2114"/>
+                <w:sz w:val="18"/>
+              </w:rPr>
+            </w:r>
+          </w:p>
+        </w:tc>
+        <w:tc>
+          <w:tcPr>
+            <w:tcW w:type="dxa" w:w="1700"/>
+            <w:tcBorders>
+              <w:top w:val="single" w:sz="4" w:space="0" w:color="B0C8E0"/>
+              <w:left w:val="single" w:sz="4" w:space="0" w:color="B0C8E0"/>
+              <w:bottom w:val="single" w:sz="4" w:space="0" w:color="B0C8E0"/>
+              <w:right w:val="single" w:sz="4" w:space="0" w:color="B0C8E0"/>
+            </w:tcBorders>
+          </w:tcPr>
+          <w:p>
+            <w:pPr>
+              <w:jc w:val="center"/>
+            </w:pPr>
+            <w:r/>
+            <w:r>
+              <w:rPr>
+                <w:rFonts w:ascii="맑은 고딕" w:hAnsi="맑은 고딕" w:eastAsia="맑은 고딕" w:cs="맑은 고딕"/>
+                <w:b w:val="0"/>
+                <w:color w:val="2C2114"/>
+                <w:sz w:val="18"/>
+              </w:rPr>
+            </w:r>
+          </w:p>
+        </w:tc>
+        <w:tc>
+          <w:tcPr>
+            <w:tcW w:type="dxa" w:w="1700"/>
+            <w:tcBorders>
+              <w:top w:val="single" w:sz="4" w:space="0" w:color="B0C8E0"/>
+              <w:left w:val="single" w:sz="4" w:space="0" w:color="B0C8E0"/>
+              <w:bottom w:val="single" w:sz="4" w:space="0" w:color="B0C8E0"/>
+              <w:right w:val="single" w:sz="4" w:space="0" w:color="B0C8E0"/>
+            </w:tcBorders>
+          </w:tcPr>
+          <w:p>
+            <w:pPr>
+              <w:jc w:val="center"/>
+            </w:pPr>
+            <w:r/>
+            <w:r>
+              <w:rPr>
+                <w:rFonts w:ascii="맑은 고딕" w:hAnsi="맑은 고딕" w:eastAsia="맑은 고딕" w:cs="맑은 고딕"/>
+                <w:b w:val="0"/>
+                <w:color w:val="2C2114"/>
+                <w:sz w:val="18"/>
+              </w:rPr>
+            </w:r>
+          </w:p>
+        </w:tc>
+      </w:tr>
+      <w:tr>
+        <w:tc>
+          <w:tcPr>
+            <w:tcW w:type="dxa" w:w="1100"/>
+            <w:tcBorders>
+              <w:top w:val="single" w:sz="4" w:space="0" w:color="B0C8E0"/>
+              <w:left w:val="single" w:sz="4" w:space="0" w:color="B0C8E0"/>
+              <w:bottom w:val="single" w:sz="4" w:space="0" w:color="B0C8E0"/>
+              <w:right w:val="single" w:sz="4" w:space="0" w:color="B0C8E0"/>
+            </w:tcBorders>
+          </w:tcPr>
+          <w:p>
+            <w:pPr>
+              <w:jc w:val="center"/>
+            </w:pPr>
+            <w:r/>
+            <w:r>
+              <w:rPr>
+                <w:rFonts w:ascii="맑은 고딕" w:hAnsi="맑은 고딕" w:eastAsia="맑은 고딕" w:cs="맑은 고딕"/>
+                <w:b w:val="0"/>
+                <w:color w:val="2C2114"/>
+                <w:sz w:val="18"/>
+              </w:rPr>
+            </w:r>
+          </w:p>
+        </w:tc>
+        <w:tc>
+          <w:tcPr>
+            <w:tcW w:type="dxa" w:w="1700"/>
+            <w:tcBorders>
+              <w:top w:val="single" w:sz="4" w:space="0" w:color="B0C8E0"/>
+              <w:left w:val="single" w:sz="4" w:space="0" w:color="B0C8E0"/>
+              <w:bottom w:val="single" w:sz="4" w:space="0" w:color="B0C8E0"/>
+              <w:right w:val="single" w:sz="4" w:space="0" w:color="B0C8E0"/>
+            </w:tcBorders>
+          </w:tcPr>
+          <w:p>
+            <w:pPr>
+              <w:jc w:val="center"/>
+            </w:pPr>
+            <w:r/>
+            <w:r>
+              <w:rPr>
+                <w:rFonts w:ascii="맑은 고딕" w:hAnsi="맑은 고딕" w:eastAsia="맑은 고딕" w:cs="맑은 고딕"/>
+                <w:b w:val="0"/>
+                <w:color w:val="2C2114"/>
+                <w:sz w:val="18"/>
+              </w:rPr>
+            </w:r>
+          </w:p>
+        </w:tc>
+        <w:tc>
+          <w:tcPr>
+            <w:tcW w:type="dxa" w:w="4200"/>
+            <w:tcBorders>
+              <w:top w:val="single" w:sz="4" w:space="0" w:color="B0C8E0"/>
+              <w:left w:val="single" w:sz="4" w:space="0" w:color="B0C8E0"/>
+              <w:bottom w:val="single" w:sz="4" w:space="0" w:color="B0C8E0"/>
+              <w:right w:val="single" w:sz="4" w:space="0" w:color="B0C8E0"/>
+            </w:tcBorders>
+          </w:tcPr>
+          <w:p>
+            <w:pPr>
+              <w:jc w:val="center"/>
+            </w:pPr>
+            <w:r/>
+            <w:r>
+              <w:rPr>
+                <w:rFonts w:ascii="맑은 고딕" w:hAnsi="맑은 고딕" w:eastAsia="맑은 고딕" w:cs="맑은 고딕"/>
+                <w:b w:val="0"/>
+                <w:color w:val="2C2114"/>
+                <w:sz w:val="18"/>
+              </w:rPr>
+            </w:r>
+          </w:p>
+        </w:tc>
+        <w:tc>
+          <w:tcPr>
+            <w:tcW w:type="dxa" w:w="1700"/>
+            <w:tcBorders>
+              <w:top w:val="single" w:sz="4" w:space="0" w:color="B0C8E0"/>
+              <w:left w:val="single" w:sz="4" w:space="0" w:color="B0C8E0"/>
+              <w:bottom w:val="single" w:sz="4" w:space="0" w:color="B0C8E0"/>
+              <w:right w:val="single" w:sz="4" w:space="0" w:color="B0C8E0"/>
+            </w:tcBorders>
+          </w:tcPr>
+          <w:p>
+            <w:pPr>
+              <w:jc w:val="center"/>
+            </w:pPr>
+            <w:r/>
+            <w:r>
+              <w:rPr>
+                <w:rFonts w:ascii="맑은 고딕" w:hAnsi="맑은 고딕" w:eastAsia="맑은 고딕" w:cs="맑은 고딕"/>
+                <w:b w:val="0"/>
+                <w:color w:val="2C2114"/>
+                <w:sz w:val="18"/>
+              </w:rPr>
+            </w:r>
+          </w:p>
+        </w:tc>
+        <w:tc>
+          <w:tcPr>
+            <w:tcW w:type="dxa" w:w="1700"/>
+            <w:tcBorders>
+              <w:top w:val="single" w:sz="4" w:space="0" w:color="B0C8E0"/>
+              <w:left w:val="single" w:sz="4" w:space="0" w:color="B0C8E0"/>
+              <w:bottom w:val="single" w:sz="4" w:space="0" w:color="B0C8E0"/>
+              <w:right w:val="single" w:sz="4" w:space="0" w:color="B0C8E0"/>
+            </w:tcBorders>
+          </w:tcPr>
+          <w:p>
+            <w:pPr>
+              <w:jc w:val="center"/>
+            </w:pPr>
+            <w:r/>
+            <w:r>
+              <w:rPr>
+                <w:rFonts w:ascii="맑은 고딕" w:hAnsi="맑은 고딕" w:eastAsia="맑은 고딕" w:cs="맑은 고딕"/>
+                <w:b w:val="0"/>
+                <w:color w:val="2C2114"/>
+                <w:sz w:val="18"/>
+              </w:rPr>
+            </w:r>
+          </w:p>
+        </w:tc>
+      </w:tr>
+      <w:tr>
+        <w:tc>
+          <w:tcPr>
+            <w:tcW w:type="dxa" w:w="1100"/>
+            <w:tcBorders>
+              <w:top w:val="single" w:sz="4" w:space="0" w:color="B0C8E0"/>
+              <w:left w:val="single" w:sz="4" w:space="0" w:color="B0C8E0"/>
+              <w:bottom w:val="single" w:sz="4" w:space="0" w:color="B0C8E0"/>
+              <w:right w:val="single" w:sz="4" w:space="0" w:color="B0C8E0"/>
+            </w:tcBorders>
+          </w:tcPr>
+          <w:p>
+            <w:pPr>
+              <w:jc w:val="center"/>
+            </w:pPr>
+            <w:r/>
+            <w:r>
+              <w:rPr>
+                <w:rFonts w:ascii="맑은 고딕" w:hAnsi="맑은 고딕" w:eastAsia="맑은 고딕" w:cs="맑은 고딕"/>
+                <w:b w:val="0"/>
+                <w:color w:val="2C2114"/>
+                <w:sz w:val="18"/>
+              </w:rPr>
+            </w:r>
+          </w:p>
+        </w:tc>
+        <w:tc>
+          <w:tcPr>
+            <w:tcW w:type="dxa" w:w="1700"/>
+            <w:tcBorders>
+              <w:top w:val="single" w:sz="4" w:space="0" w:color="B0C8E0"/>
+              <w:left w:val="single" w:sz="4" w:space="0" w:color="B0C8E0"/>
+              <w:bottom w:val="single" w:sz="4" w:space="0" w:color="B0C8E0"/>
+              <w:right w:val="single" w:sz="4" w:space="0" w:color="B0C8E0"/>
+            </w:tcBorders>
+          </w:tcPr>
+          <w:p>
+            <w:pPr>
+              <w:jc w:val="center"/>
+            </w:pPr>
+            <w:r/>
+            <w:r>
+              <w:rPr>
+                <w:rFonts w:ascii="맑은 고딕" w:hAnsi="맑은 고딕" w:eastAsia="맑은 고딕" w:cs="맑은 고딕"/>
+                <w:b w:val="0"/>
+                <w:color w:val="2C2114"/>
+                <w:sz w:val="18"/>
+              </w:rPr>
+            </w:r>
+          </w:p>
+        </w:tc>
+        <w:tc>
+          <w:tcPr>
+            <w:tcW w:type="dxa" w:w="4200"/>
+            <w:tcBorders>
+              <w:top w:val="single" w:sz="4" w:space="0" w:color="B0C8E0"/>
+              <w:left w:val="single" w:sz="4" w:space="0" w:color="B0C8E0"/>
+              <w:bottom w:val="single" w:sz="4" w:space="0" w:color="B0C8E0"/>
+              <w:right w:val="single" w:sz="4" w:space="0" w:color="B0C8E0"/>
+            </w:tcBorders>
+          </w:tcPr>
+          <w:p>
+            <w:pPr>
+              <w:jc w:val="center"/>
+            </w:pPr>
+            <w:r/>
+            <w:r>
+              <w:rPr>
+                <w:rFonts w:ascii="맑은 고딕" w:hAnsi="맑은 고딕" w:eastAsia="맑은 고딕" w:cs="맑은 고딕"/>
+                <w:b w:val="0"/>
+                <w:color w:val="2C2114"/>
+                <w:sz w:val="18"/>
+              </w:rPr>
+            </w:r>
+          </w:p>
+        </w:tc>
+        <w:tc>
+          <w:tcPr>
+            <w:tcW w:type="dxa" w:w="1700"/>
+            <w:tcBorders>
+              <w:top w:val="single" w:sz="4" w:space="0" w:color="B0C8E0"/>
+              <w:left w:val="single" w:sz="4" w:space="0" w:color="B0C8E0"/>
+              <w:bottom w:val="single" w:sz="4" w:space="0" w:color="B0C8E0"/>
+              <w:right w:val="single" w:sz="4" w:space="0" w:color="B0C8E0"/>
+            </w:tcBorders>
+          </w:tcPr>
+          <w:p>
+            <w:pPr>
+              <w:jc w:val="center"/>
+            </w:pPr>
+            <w:r/>
+            <w:r>
+              <w:rPr>
+                <w:rFonts w:ascii="맑은 고딕" w:hAnsi="맑은 고딕" w:eastAsia="맑은 고딕" w:cs="맑은 고딕"/>
+                <w:b w:val="0"/>
+                <w:color w:val="2C2114"/>
+                <w:sz w:val="18"/>
+              </w:rPr>
+            </w:r>
+          </w:p>
+        </w:tc>
+        <w:tc>
+          <w:tcPr>
+            <w:tcW w:type="dxa" w:w="1700"/>
+            <w:tcBorders>
+              <w:top w:val="single" w:sz="4" w:space="0" w:color="B0C8E0"/>
+              <w:left w:val="single" w:sz="4" w:space="0" w:color="B0C8E0"/>
+              <w:bottom w:val="single" w:sz="4" w:space="0" w:color="B0C8E0"/>
+              <w:right w:val="single" w:sz="4" w:space="0" w:color="B0C8E0"/>
+            </w:tcBorders>
+          </w:tcPr>
+          <w:p>
+            <w:pPr>
+              <w:jc w:val="center"/>
+            </w:pPr>
+            <w:r/>
+            <w:r>
+              <w:rPr>
+                <w:rFonts w:ascii="맑은 고딕" w:hAnsi="맑은 고딕" w:eastAsia="맑은 고딕" w:cs="맑은 고딕"/>
+                <w:b w:val="0"/>
+                <w:color w:val="2C2114"/>
+                <w:sz w:val="18"/>
+              </w:rPr>
+            </w:r>
+          </w:p>
+        </w:tc>
+      </w:tr>
+      <w:tr>
+        <w:tc>
+          <w:tcPr>
+            <w:tcW w:type="dxa" w:w="1100"/>
+            <w:tcBorders>
+              <w:top w:val="single" w:sz="4" w:space="0" w:color="B0C8E0"/>
+              <w:left w:val="single" w:sz="4" w:space="0" w:color="B0C8E0"/>
+              <w:bottom w:val="single" w:sz="4" w:space="0" w:color="B0C8E0"/>
+              <w:right w:val="single" w:sz="4" w:space="0" w:color="B0C8E0"/>
+            </w:tcBorders>
+          </w:tcPr>
+          <w:p>
+            <w:pPr>
+              <w:jc w:val="center"/>
+            </w:pPr>
+            <w:r/>
+            <w:r>
+              <w:rPr>
+                <w:rFonts w:ascii="맑은 고딕" w:hAnsi="맑은 고딕" w:eastAsia="맑은 고딕" w:cs="맑은 고딕"/>
+                <w:b w:val="0"/>
+                <w:color w:val="2C2114"/>
+                <w:sz w:val="18"/>
+              </w:rPr>
+            </w:r>
+          </w:p>
+        </w:tc>
+        <w:tc>
+          <w:tcPr>
+            <w:tcW w:type="dxa" w:w="1700"/>
+            <w:tcBorders>
+              <w:top w:val="single" w:sz="4" w:space="0" w:color="B0C8E0"/>
+              <w:left w:val="single" w:sz="4" w:space="0" w:color="B0C8E0"/>
+              <w:bottom w:val="single" w:sz="4" w:space="0" w:color="B0C8E0"/>
+              <w:right w:val="single" w:sz="4" w:space="0" w:color="B0C8E0"/>
+            </w:tcBorders>
+          </w:tcPr>
+          <w:p>
+            <w:pPr>
+              <w:jc w:val="center"/>
+            </w:pPr>
+            <w:r/>
+            <w:r>
+              <w:rPr>
+                <w:rFonts w:ascii="맑은 고딕" w:hAnsi="맑은 고딕" w:eastAsia="맑은 고딕" w:cs="맑은 고딕"/>
+                <w:b w:val="0"/>
+                <w:color w:val="2C2114"/>
+                <w:sz w:val="18"/>
+              </w:rPr>
+            </w:r>
+          </w:p>
+        </w:tc>
+        <w:tc>
+          <w:tcPr>
+            <w:tcW w:type="dxa" w:w="4200"/>
+            <w:tcBorders>
+              <w:top w:val="single" w:sz="4" w:space="0" w:color="B0C8E0"/>
+              <w:left w:val="single" w:sz="4" w:space="0" w:color="B0C8E0"/>
+              <w:bottom w:val="single" w:sz="4" w:space="0" w:color="B0C8E0"/>
+              <w:right w:val="single" w:sz="4" w:space="0" w:color="B0C8E0"/>
+            </w:tcBorders>
+          </w:tcPr>
+          <w:p>
+            <w:pPr>
+              <w:jc w:val="center"/>
+            </w:pPr>
+            <w:r/>
+            <w:r>
+              <w:rPr>
+                <w:rFonts w:ascii="맑은 고딕" w:hAnsi="맑은 고딕" w:eastAsia="맑은 고딕" w:cs="맑은 고딕"/>
+                <w:b w:val="0"/>
+                <w:color w:val="2C2114"/>
+                <w:sz w:val="18"/>
+              </w:rPr>
+            </w:r>
+          </w:p>
+        </w:tc>
+        <w:tc>
+          <w:tcPr>
+            <w:tcW w:type="dxa" w:w="1700"/>
+            <w:tcBorders>
+              <w:top w:val="single" w:sz="4" w:space="0" w:color="B0C8E0"/>
+              <w:left w:val="single" w:sz="4" w:space="0" w:color="B0C8E0"/>
+              <w:bottom w:val="single" w:sz="4" w:space="0" w:color="B0C8E0"/>
+              <w:right w:val="single" w:sz="4" w:space="0" w:color="B0C8E0"/>
+            </w:tcBorders>
+          </w:tcPr>
+          <w:p>
+            <w:pPr>
+              <w:jc w:val="center"/>
+            </w:pPr>
+            <w:r/>
+            <w:r>
+              <w:rPr>
+                <w:rFonts w:ascii="맑은 고딕" w:hAnsi="맑은 고딕" w:eastAsia="맑은 고딕" w:cs="맑은 고딕"/>
+                <w:b w:val="0"/>
+                <w:color w:val="2C2114"/>
+                <w:sz w:val="18"/>
+              </w:rPr>
+            </w:r>
+          </w:p>
+        </w:tc>
+        <w:tc>
+          <w:tcPr>
+            <w:tcW w:type="dxa" w:w="1700"/>
+            <w:tcBorders>
+              <w:top w:val="single" w:sz="4" w:space="0" w:color="B0C8E0"/>
+              <w:left w:val="single" w:sz="4" w:space="0" w:color="B0C8E0"/>
+              <w:bottom w:val="single" w:sz="4" w:space="0" w:color="B0C8E0"/>
+              <w:right w:val="single" w:sz="4" w:space="0" w:color="B0C8E0"/>
+            </w:tcBorders>
+          </w:tcPr>
+          <w:p>
+            <w:pPr>
+              <w:jc w:val="center"/>
+            </w:pPr>
+            <w:r/>
+            <w:r>
+              <w:rPr>
+                <w:rFonts w:ascii="맑은 고딕" w:hAnsi="맑은 고딕" w:eastAsia="맑은 고딕" w:cs="맑은 고딕"/>
+                <w:b w:val="0"/>
+                <w:color w:val="2C2114"/>
+                <w:sz w:val="18"/>
+              </w:rPr>
             </w:r>
           </w:p>
         </w:tc>
@@ -7457,9 +8340,6 @@
 <w:ftr xmlns:wpc="http://schemas.microsoft.com/office/word/2010/wordprocessingCanvas" xmlns:mc="http://schemas.openxmlformats.org/markup-compatibility/2006" xmlns:o="urn:schemas-microsoft-com:office:office" xmlns:r="http://schemas.openxmlformats.org/officeDocument/2006/relationships" xmlns:m="http://schemas.openxmlformats.org/officeDocument/2006/math" xmlns:v="urn:schemas-microsoft-com:vml" xmlns:wp14="http://schemas.microsoft.com/office/word/2010/wordprocessingDrawing" xmlns:wp="http://schemas.openxmlformats.org/drawingml/2006/wordprocessingDrawing" xmlns:w10="urn:schemas-microsoft-com:office:word" xmlns:w="http://schemas.openxmlformats.org/wordprocessingml/2006/main" xmlns:w14="http://schemas.microsoft.com/office/word/2010/wordml" xmlns:w15="http://schemas.microsoft.com/office/word/2012/wordml" xmlns:wpg="http://schemas.microsoft.com/office/word/2010/wordprocessingGroup" xmlns:wpi="http://schemas.microsoft.com/office/word/2010/wordprocessingInk" xmlns:wne="http://schemas.microsoft.com/office/word/2006/wordml" xmlns:wps="http://schemas.microsoft.com/office/word/2010/wordprocessingShape">
   <w:p>
     <w:pPr>
-      <w:pBdr>
-        <w:top w:val="single" w:color="B0C8E0" w:sz="4"/>
-      </w:pBdr>
       <w:spacing w:after="0" w:before="80"/>
     </w:pPr>
     <w:r>
@@ -7516,9 +8396,6 @@
 <w:hdr xmlns:wpc="http://schemas.microsoft.com/office/word/2010/wordprocessingCanvas" xmlns:mc="http://schemas.openxmlformats.org/markup-compatibility/2006" xmlns:o="urn:schemas-microsoft-com:office:office" xmlns:r="http://schemas.openxmlformats.org/officeDocument/2006/relationships" xmlns:m="http://schemas.openxmlformats.org/officeDocument/2006/math" xmlns:v="urn:schemas-microsoft-com:vml" xmlns:wp14="http://schemas.microsoft.com/office/word/2010/wordprocessingDrawing" xmlns:wp="http://schemas.openxmlformats.org/drawingml/2006/wordprocessingDrawing" xmlns:w10="urn:schemas-microsoft-com:office:word" xmlns:w="http://schemas.openxmlformats.org/wordprocessingml/2006/main" xmlns:w14="http://schemas.microsoft.com/office/word/2010/wordml" xmlns:w15="http://schemas.microsoft.com/office/word/2012/wordml" xmlns:wpg="http://schemas.microsoft.com/office/word/2010/wordprocessingGroup" xmlns:wpi="http://schemas.microsoft.com/office/word/2010/wordprocessingInk" xmlns:wne="http://schemas.microsoft.com/office/word/2006/wordml" xmlns:wps="http://schemas.microsoft.com/office/word/2010/wordprocessingShape" xmlns:cx="http://schemas.microsoft.com/office/drawing/2014/chartex" xmlns:cx1="http://schemas.microsoft.com/office/drawing/2015/9/8/chartex" xmlns:cx2="http://schemas.microsoft.com/office/drawing/2015/10/21/chartex" xmlns:cx3="http://schemas.microsoft.com/office/drawing/2016/5/9/chartex" xmlns:cx4="http://schemas.microsoft.com/office/drawing/2016/5/10/chartex" xmlns:cx5="http://schemas.microsoft.com/office/drawing/2016/5/11/chartex" xmlns:cx6="http://schemas.microsoft.com/office/drawing/2016/5/12/chartex" xmlns:cx7="http://schemas.microsoft.com/office/drawing/2016/5/13/chartex" xmlns:cx8="http://schemas.microsoft.com/office/drawing/2016/5/14/chartex" xmlns:w16cid="http://schemas.microsoft.com/office/word/2016/wordml/cid" xmlns:w16se="http://schemas.microsoft.com/office/word/2015/wordml/symex">
   <w:p>
     <w:pPr>
-      <w:pBdr>
-        <w:bottom w:val="single" w:color="C8714A" w:sz="4"/>
-      </w:pBdr>
       <w:spacing w:after="80" w:before="0"/>
     </w:pPr>
     <w:r>
